--- a/fuentes/CFA1_124108_DU.docx
+++ b/fuentes/CFA1_124108_DU.docx
@@ -591,7 +591,7 @@
           <w:r>
             <w:fldChar w:fldCharType="separate"/>
           </w:r>
-          <w:hyperlink w:anchor="_Toc225785834" w:history="1">
+          <w:hyperlink w:anchor="_Toc226536242" w:history="1">
             <w:r>
               <w:rPr>
                 <w:rStyle w:val="Hipervnculo"/>
@@ -618,7 +618,7 @@
                 <w:noProof/>
                 <w:webHidden/>
               </w:rPr>
-              <w:instrText xml:space="preserve"> PAGEREF _Toc225785834 \h </w:instrText>
+              <w:instrText xml:space="preserve"> PAGEREF _Toc226536242 \h </w:instrText>
             </w:r>
             <w:r>
               <w:rPr>
@@ -664,7 +664,7 @@
               <w:lang w:eastAsia="es-CO"/>
             </w:rPr>
           </w:pPr>
-          <w:hyperlink w:anchor="_Toc225785835" w:history="1">
+          <w:hyperlink w:anchor="_Toc226536243" w:history="1">
             <w:r>
               <w:rPr>
                 <w:rStyle w:val="Hipervnculo"/>
@@ -708,7 +708,7 @@
                 <w:noProof/>
                 <w:webHidden/>
               </w:rPr>
-              <w:instrText xml:space="preserve"> PAGEREF _Toc225785835 \h </w:instrText>
+              <w:instrText xml:space="preserve"> PAGEREF _Toc226536243 \h </w:instrText>
             </w:r>
             <w:r>
               <w:rPr>
@@ -754,7 +754,7 @@
               <w:lang w:eastAsia="es-CO"/>
             </w:rPr>
           </w:pPr>
-          <w:hyperlink w:anchor="_Toc225785836" w:history="1">
+          <w:hyperlink w:anchor="_Toc226536244" w:history="1">
             <w:r>
               <w:rPr>
                 <w:rStyle w:val="Hipervnculo"/>
@@ -798,7 +798,7 @@
                 <w:noProof/>
                 <w:webHidden/>
               </w:rPr>
-              <w:instrText xml:space="preserve"> PAGEREF _Toc225785836 \h </w:instrText>
+              <w:instrText xml:space="preserve"> PAGEREF _Toc226536244 \h </w:instrText>
             </w:r>
             <w:r>
               <w:rPr>
@@ -844,7 +844,7 @@
               <w:lang w:eastAsia="es-CO"/>
             </w:rPr>
           </w:pPr>
-          <w:hyperlink w:anchor="_Toc225785837" w:history="1">
+          <w:hyperlink w:anchor="_Toc226536245" w:history="1">
             <w:r>
               <w:rPr>
                 <w:rStyle w:val="Hipervnculo"/>
@@ -888,7 +888,7 @@
                 <w:noProof/>
                 <w:webHidden/>
               </w:rPr>
-              <w:instrText xml:space="preserve"> PAGEREF _Toc225785837 \h </w:instrText>
+              <w:instrText xml:space="preserve"> PAGEREF _Toc226536245 \h </w:instrText>
             </w:r>
             <w:r>
               <w:rPr>
@@ -934,7 +934,7 @@
               <w:lang w:eastAsia="es-CO"/>
             </w:rPr>
           </w:pPr>
-          <w:hyperlink w:anchor="_Toc225785838" w:history="1">
+          <w:hyperlink w:anchor="_Toc226536246" w:history="1">
             <w:r>
               <w:rPr>
                 <w:rStyle w:val="Hipervnculo"/>
@@ -978,7 +978,7 @@
                 <w:noProof/>
                 <w:webHidden/>
               </w:rPr>
-              <w:instrText xml:space="preserve"> PAGEREF _Toc225785838 \h </w:instrText>
+              <w:instrText xml:space="preserve"> PAGEREF _Toc226536246 \h </w:instrText>
             </w:r>
             <w:r>
               <w:rPr>
@@ -1024,7 +1024,7 @@
               <w:lang w:eastAsia="es-CO"/>
             </w:rPr>
           </w:pPr>
-          <w:hyperlink w:anchor="_Toc225785839" w:history="1">
+          <w:hyperlink w:anchor="_Toc226536247" w:history="1">
             <w:r>
               <w:rPr>
                 <w:rStyle w:val="Hipervnculo"/>
@@ -1068,7 +1068,7 @@
                 <w:noProof/>
                 <w:webHidden/>
               </w:rPr>
-              <w:instrText xml:space="preserve"> PAGEREF _Toc225785839 \h </w:instrText>
+              <w:instrText xml:space="preserve"> PAGEREF _Toc226536247 \h </w:instrText>
             </w:r>
             <w:r>
               <w:rPr>
@@ -1114,7 +1114,7 @@
               <w:lang w:eastAsia="es-CO"/>
             </w:rPr>
           </w:pPr>
-          <w:hyperlink w:anchor="_Toc225785840" w:history="1">
+          <w:hyperlink w:anchor="_Toc226536248" w:history="1">
             <w:r>
               <w:rPr>
                 <w:rStyle w:val="Hipervnculo"/>
@@ -1158,7 +1158,7 @@
                 <w:noProof/>
                 <w:webHidden/>
               </w:rPr>
-              <w:instrText xml:space="preserve"> PAGEREF _Toc225785840 \h </w:instrText>
+              <w:instrText xml:space="preserve"> PAGEREF _Toc226536248 \h </w:instrText>
             </w:r>
             <w:r>
               <w:rPr>
@@ -1200,7 +1200,7 @@
               <w:lang w:eastAsia="es-CO"/>
             </w:rPr>
           </w:pPr>
-          <w:hyperlink w:anchor="_Toc225785841" w:history="1">
+          <w:hyperlink w:anchor="_Toc226536249" w:history="1">
             <w:r>
               <w:rPr>
                 <w:rStyle w:val="Hipervnculo"/>
@@ -1244,7 +1244,7 @@
                 <w:noProof/>
                 <w:webHidden/>
               </w:rPr>
-              <w:instrText xml:space="preserve"> PAGEREF _Toc225785841 \h </w:instrText>
+              <w:instrText xml:space="preserve"> PAGEREF _Toc226536249 \h </w:instrText>
             </w:r>
             <w:r>
               <w:rPr>
@@ -1290,7 +1290,7 @@
               <w:lang w:eastAsia="es-CO"/>
             </w:rPr>
           </w:pPr>
-          <w:hyperlink w:anchor="_Toc225785842" w:history="1">
+          <w:hyperlink w:anchor="_Toc226536250" w:history="1">
             <w:r>
               <w:rPr>
                 <w:rStyle w:val="Hipervnculo"/>
@@ -1350,7 +1350,7 @@
                 <w:noProof/>
                 <w:webHidden/>
               </w:rPr>
-              <w:instrText xml:space="preserve"> PAGEREF _Toc225785842 \h </w:instrText>
+              <w:instrText xml:space="preserve"> PAGEREF _Toc226536250 \h </w:instrText>
             </w:r>
             <w:r>
               <w:rPr>
@@ -1392,7 +1392,7 @@
               <w:lang w:eastAsia="es-CO"/>
             </w:rPr>
           </w:pPr>
-          <w:hyperlink w:anchor="_Toc225785843" w:history="1">
+          <w:hyperlink w:anchor="_Toc226536251" w:history="1">
             <w:r>
               <w:rPr>
                 <w:rStyle w:val="Hipervnculo"/>
@@ -1436,7 +1436,7 @@
                 <w:noProof/>
                 <w:webHidden/>
               </w:rPr>
-              <w:instrText xml:space="preserve"> PAGEREF _Toc225785843 \h </w:instrText>
+              <w:instrText xml:space="preserve"> PAGEREF _Toc226536251 \h </w:instrText>
             </w:r>
             <w:r>
               <w:rPr>
@@ -1478,7 +1478,7 @@
               <w:lang w:eastAsia="es-CO"/>
             </w:rPr>
           </w:pPr>
-          <w:hyperlink w:anchor="_Toc225785844" w:history="1">
+          <w:hyperlink w:anchor="_Toc226536252" w:history="1">
             <w:r>
               <w:rPr>
                 <w:rStyle w:val="Hipervnculo"/>
@@ -1522,7 +1522,7 @@
                 <w:noProof/>
                 <w:webHidden/>
               </w:rPr>
-              <w:instrText xml:space="preserve"> PAGEREF _Toc225785844 \h </w:instrText>
+              <w:instrText xml:space="preserve"> PAGEREF _Toc226536252 \h </w:instrText>
             </w:r>
             <w:r>
               <w:rPr>
@@ -1564,7 +1564,7 @@
               <w:lang w:eastAsia="es-CO"/>
             </w:rPr>
           </w:pPr>
-          <w:hyperlink w:anchor="_Toc225785845" w:history="1">
+          <w:hyperlink w:anchor="_Toc226536253" w:history="1">
             <w:r>
               <w:rPr>
                 <w:rStyle w:val="Hipervnculo"/>
@@ -1608,7 +1608,7 @@
                 <w:noProof/>
                 <w:webHidden/>
               </w:rPr>
-              <w:instrText xml:space="preserve"> PAGEREF _Toc225785845 \h </w:instrText>
+              <w:instrText xml:space="preserve"> PAGEREF _Toc226536253 \h </w:instrText>
             </w:r>
             <w:r>
               <w:rPr>
@@ -1650,7 +1650,7 @@
               <w:lang w:eastAsia="es-CO"/>
             </w:rPr>
           </w:pPr>
-          <w:hyperlink w:anchor="_Toc225785846" w:history="1">
+          <w:hyperlink w:anchor="_Toc226536254" w:history="1">
             <w:r>
               <w:rPr>
                 <w:rStyle w:val="Hipervnculo"/>
@@ -1694,7 +1694,7 @@
                 <w:noProof/>
                 <w:webHidden/>
               </w:rPr>
-              <w:instrText xml:space="preserve"> PAGEREF _Toc225785846 \h </w:instrText>
+              <w:instrText xml:space="preserve"> PAGEREF _Toc226536254 \h </w:instrText>
             </w:r>
             <w:r>
               <w:rPr>
@@ -1739,7 +1739,7 @@
               <w:lang w:eastAsia="es-CO"/>
             </w:rPr>
           </w:pPr>
-          <w:hyperlink w:anchor="_Toc225785847" w:history="1">
+          <w:hyperlink w:anchor="_Toc226536255" w:history="1">
             <w:r>
               <w:rPr>
                 <w:rStyle w:val="Hipervnculo"/>
@@ -1766,7 +1766,7 @@
                 <w:noProof/>
                 <w:webHidden/>
               </w:rPr>
-              <w:instrText xml:space="preserve"> PAGEREF _Toc225785847 \h </w:instrText>
+              <w:instrText xml:space="preserve"> PAGEREF _Toc226536255 \h </w:instrText>
             </w:r>
             <w:r>
               <w:rPr>
@@ -1811,7 +1811,7 @@
               <w:lang w:eastAsia="es-CO"/>
             </w:rPr>
           </w:pPr>
-          <w:hyperlink w:anchor="_Toc225785848" w:history="1">
+          <w:hyperlink w:anchor="_Toc226536256" w:history="1">
             <w:r>
               <w:rPr>
                 <w:rStyle w:val="Hipervnculo"/>
@@ -1838,7 +1838,7 @@
                 <w:noProof/>
                 <w:webHidden/>
               </w:rPr>
-              <w:instrText xml:space="preserve"> PAGEREF _Toc225785848 \h </w:instrText>
+              <w:instrText xml:space="preserve"> PAGEREF _Toc226536256 \h </w:instrText>
             </w:r>
             <w:r>
               <w:rPr>
@@ -1883,7 +1883,7 @@
               <w:lang w:eastAsia="es-CO"/>
             </w:rPr>
           </w:pPr>
-          <w:hyperlink w:anchor="_Toc225785849" w:history="1">
+          <w:hyperlink w:anchor="_Toc226536257" w:history="1">
             <w:r>
               <w:rPr>
                 <w:rStyle w:val="Hipervnculo"/>
@@ -1910,7 +1910,7 @@
                 <w:noProof/>
                 <w:webHidden/>
               </w:rPr>
-              <w:instrText xml:space="preserve"> PAGEREF _Toc225785849 \h </w:instrText>
+              <w:instrText xml:space="preserve"> PAGEREF _Toc226536257 \h </w:instrText>
             </w:r>
             <w:r>
               <w:rPr>
@@ -1955,7 +1955,7 @@
               <w:lang w:eastAsia="es-CO"/>
             </w:rPr>
           </w:pPr>
-          <w:hyperlink w:anchor="_Toc225785850" w:history="1">
+          <w:hyperlink w:anchor="_Toc226536258" w:history="1">
             <w:r>
               <w:rPr>
                 <w:rStyle w:val="Hipervnculo"/>
@@ -1982,7 +1982,7 @@
                 <w:noProof/>
                 <w:webHidden/>
               </w:rPr>
-              <w:instrText xml:space="preserve"> PAGEREF _Toc225785850 \h </w:instrText>
+              <w:instrText xml:space="preserve"> PAGEREF _Toc226536258 \h </w:instrText>
             </w:r>
             <w:r>
               <w:rPr>
@@ -2047,7 +2047,7 @@
       <w:pPr>
         <w:pStyle w:val="Titulosgenerales"/>
       </w:pPr>
-      <w:bookmarkStart w:id="0" w:name="_Toc225785834"/>
+      <w:bookmarkStart w:id="0" w:name="_Toc226536242"/>
       <w:r>
         <w:lastRenderedPageBreak/>
         <w:t>Introducción</w:t>
@@ -2090,7 +2090,7 @@
           <w:noProof/>
         </w:rPr>
         <w:drawing>
-          <wp:inline distT="0" distB="0" distL="0" distR="0" wp14:anchorId="0C5228ED" wp14:editId="681564F3">
+          <wp:inline distT="0" distB="0" distL="0" distR="0" wp14:anchorId="0C5228ED" wp14:editId="3901BA4C">
             <wp:extent cx="4750132" cy="2671948"/>
             <wp:effectExtent l="0" t="0" r="0" b="0"/>
             <wp:docPr id="1" name="Imagen 1">
@@ -2155,7 +2155,16 @@
         <w:ind w:left="1415" w:firstLine="1"/>
       </w:pPr>
       <w:r>
-        <w:t>Nota. SENA, 2026</w:t>
+        <w:t xml:space="preserve">Nota. SENA, </w:t>
+      </w:r>
+      <w:r>
+        <w:t>(</w:t>
+      </w:r>
+      <w:r>
+        <w:t>2026</w:t>
+      </w:r>
+      <w:r>
+        <w:t>).</w:t>
       </w:r>
     </w:p>
     <w:p>
@@ -2582,7 +2591,7 @@
       <w:pPr>
         <w:pStyle w:val="Ttulo1"/>
       </w:pPr>
-      <w:bookmarkStart w:id="1" w:name="_Toc225785835"/>
+      <w:bookmarkStart w:id="1" w:name="_Toc226536243"/>
       <w:r>
         <w:lastRenderedPageBreak/>
         <w:t>Introducción al mercadeo</w:t>
@@ -3149,7 +3158,31 @@
         <w:rPr>
           <w:lang w:val="es-419" w:eastAsia="es-CO"/>
         </w:rPr>
-        <w:t>Nota. SENA, 2026.</w:t>
+        <w:t xml:space="preserve">Nota. SENA, </w:t>
+      </w:r>
+      <w:r>
+        <w:rPr>
+          <w:lang w:val="es-419" w:eastAsia="es-CO"/>
+        </w:rPr>
+        <w:t>(</w:t>
+      </w:r>
+      <w:r>
+        <w:rPr>
+          <w:lang w:val="es-419" w:eastAsia="es-CO"/>
+        </w:rPr>
+        <w:t>2026</w:t>
+      </w:r>
+      <w:r>
+        <w:rPr>
+          <w:lang w:val="es-419" w:eastAsia="es-CO"/>
+        </w:rPr>
+        <w:t>)</w:t>
+      </w:r>
+      <w:r>
+        <w:rPr>
+          <w:lang w:val="es-419" w:eastAsia="es-CO"/>
+        </w:rPr>
+        <w:t>.</w:t>
       </w:r>
     </w:p>
     <w:p>
@@ -3775,7 +3808,7 @@
       <w:pPr>
         <w:pStyle w:val="Ttulo1"/>
       </w:pPr>
-      <w:bookmarkStart w:id="2" w:name="_Toc225785836"/>
+      <w:bookmarkStart w:id="2" w:name="_Toc226536244"/>
       <w:r>
         <w:lastRenderedPageBreak/>
         <w:t>Tipos de mercadeo</w:t>
@@ -3960,7 +3993,7 @@
       <w:pPr>
         <w:pStyle w:val="Ttulo1"/>
       </w:pPr>
-      <w:bookmarkStart w:id="3" w:name="_Toc225785837"/>
+      <w:bookmarkStart w:id="3" w:name="_Toc226536245"/>
       <w:r>
         <w:lastRenderedPageBreak/>
         <w:t>Importancia del mercadeo</w:t>
@@ -4262,7 +4295,7 @@
       <w:pPr>
         <w:pStyle w:val="Ttulo1"/>
       </w:pPr>
-      <w:bookmarkStart w:id="4" w:name="_Toc225785838"/>
+      <w:bookmarkStart w:id="4" w:name="_Toc226536246"/>
       <w:r>
         <w:lastRenderedPageBreak/>
         <w:t>Variables del mercado</w:t>
@@ -4788,7 +4821,7 @@
       <w:pPr>
         <w:pStyle w:val="Ttulo1"/>
       </w:pPr>
-      <w:bookmarkStart w:id="5" w:name="_Toc225785839"/>
+      <w:bookmarkStart w:id="5" w:name="_Toc226536247"/>
       <w:r>
         <w:t>Plan estratégico de mercadeo</w:t>
       </w:r>
@@ -5340,15 +5373,6 @@
         </w:rPr>
         <w:t>Da cuenta de las actividades funcionales de la empresa como son producción, las finanzas y el mercadeo.</w:t>
       </w:r>
-    </w:p>
-    <w:p>
-      <w:pPr>
-        <w:spacing w:before="0" w:after="160" w:line="259" w:lineRule="auto"/>
-        <w:ind w:firstLine="0"/>
-        <w:rPr>
-          <w:lang w:val="es-419" w:eastAsia="es-CO"/>
-        </w:rPr>
-      </w:pPr>
       <w:r>
         <w:rPr>
           <w:lang w:val="es-419" w:eastAsia="es-CO"/>
@@ -5378,11 +5402,31 @@
           <w:lang w:val="es-419" w:eastAsia="es-CO"/>
         </w:rPr>
       </w:pPr>
-      <w:r>
-        <w:rPr>
-          <w:lang w:val="es-419" w:eastAsia="es-CO"/>
-        </w:rPr>
-        <w:t>Se trata de decidir las acciones que concretan la estrategia de marketing, especificando público objetivo, pronóstico de demanda, plazos previstos, recursos humanos, materiales y financieros.</w:t>
+      <w:proofErr w:type="spellStart"/>
+      <w:r>
+        <w:rPr>
+          <w:lang w:val="es-419" w:eastAsia="es-CO"/>
+        </w:rPr>
+        <w:t>Se</w:t>
+      </w:r>
+      <w:proofErr w:type="spellEnd"/>
+      <w:r>
+        <w:rPr>
+          <w:lang w:val="es-419" w:eastAsia="es-CO"/>
+        </w:rPr>
+        <w:t xml:space="preserve"> trata de decidir las acciones que concretan la estrategia de </w:t>
+      </w:r>
+      <w:r>
+        <w:rPr>
+          <w:rStyle w:val="Extranjerismo"/>
+        </w:rPr>
+        <w:t>marketing</w:t>
+      </w:r>
+      <w:r>
+        <w:rPr>
+          <w:lang w:val="es-419" w:eastAsia="es-CO"/>
+        </w:rPr>
+        <w:t>, especificando público objetivo, pronóstico de demanda, plazos previstos, recursos humanos, materiales y financieros.</w:t>
       </w:r>
     </w:p>
     <w:p>
@@ -5643,7 +5687,7 @@
       <w:pPr>
         <w:pStyle w:val="Ttulo1"/>
       </w:pPr>
-      <w:bookmarkStart w:id="6" w:name="_Toc225785840"/>
+      <w:bookmarkStart w:id="6" w:name="_Toc226536248"/>
       <w:r>
         <w:lastRenderedPageBreak/>
         <w:t>Análisis de competencia</w:t>
@@ -5664,7 +5708,7 @@
       <w:pPr>
         <w:pStyle w:val="Ttulo2"/>
       </w:pPr>
-      <w:bookmarkStart w:id="7" w:name="_Toc225785841"/>
+      <w:bookmarkStart w:id="7" w:name="_Toc226536249"/>
       <w:r>
         <w:t>Dimensiones en el análisis de la competencia</w:t>
       </w:r>
@@ -6045,7 +6089,7 @@
       <w:pPr>
         <w:pStyle w:val="Ttulo1"/>
       </w:pPr>
-      <w:bookmarkStart w:id="8" w:name="_Toc225785842"/>
+      <w:bookmarkStart w:id="8" w:name="_Toc226536250"/>
       <w:r>
         <w:lastRenderedPageBreak/>
         <w:t xml:space="preserve">Marco legal vigente, </w:t>
@@ -6126,7 +6170,7 @@
       <w:pPr>
         <w:pStyle w:val="Ttulo2"/>
       </w:pPr>
-      <w:bookmarkStart w:id="9" w:name="_Toc225785843"/>
+      <w:bookmarkStart w:id="9" w:name="_Toc226536251"/>
       <w:r>
         <w:lastRenderedPageBreak/>
         <w:t>Generalidades del comercio electrónico</w:t>
@@ -6313,7 +6357,7 @@
       <w:pPr>
         <w:pStyle w:val="Ttulo2"/>
       </w:pPr>
-      <w:bookmarkStart w:id="10" w:name="_Toc225785844"/>
+      <w:bookmarkStart w:id="10" w:name="_Toc226536252"/>
       <w:r>
         <w:t>Características del comercio electrónico</w:t>
       </w:r>
@@ -6610,7 +6654,7 @@
       <w:pPr>
         <w:pStyle w:val="Ttulo2"/>
       </w:pPr>
-      <w:bookmarkStart w:id="11" w:name="_Toc225785845"/>
+      <w:bookmarkStart w:id="11" w:name="_Toc226536253"/>
       <w:r>
         <w:t>Regulación del comercio electrónico</w:t>
       </w:r>
@@ -6697,7 +6741,7 @@
       <w:pPr>
         <w:pStyle w:val="Ttulo2"/>
       </w:pPr>
-      <w:bookmarkStart w:id="12" w:name="_Toc225785846"/>
+      <w:bookmarkStart w:id="12" w:name="_Toc226536254"/>
       <w:r>
         <w:t>Normatividad del comercio electrónico</w:t>
       </w:r>
@@ -6823,6 +6867,13 @@
     <w:p>
       <w:pPr>
         <w:rPr>
+          <w:lang w:val="es-419" w:eastAsia="es-CO"/>
+        </w:rPr>
+      </w:pPr>
+    </w:p>
+    <w:p>
+      <w:pPr>
+        <w:rPr>
           <w:b/>
           <w:bCs/>
           <w:lang w:val="es-419" w:eastAsia="es-CO"/>
@@ -6834,6 +6885,7 @@
           <w:bCs/>
           <w:lang w:val="es-419" w:eastAsia="es-CO"/>
         </w:rPr>
+        <w:lastRenderedPageBreak/>
         <w:t>CONPES 3620 de 2009</w:t>
       </w:r>
     </w:p>
@@ -6847,7 +6899,6 @@
         <w:rPr>
           <w:lang w:val="es-419" w:eastAsia="es-CO"/>
         </w:rPr>
-        <w:lastRenderedPageBreak/>
         <w:t xml:space="preserve">Este documento de política pública contiene los lineamientos de política para el desarrollo e impulso del </w:t>
       </w:r>
       <w:r>
@@ -7002,16 +7053,9 @@
     </w:p>
     <w:p>
       <w:pPr>
-        <w:rPr>
-          <w:lang w:val="es-419" w:eastAsia="es-CO"/>
-        </w:rPr>
-      </w:pPr>
-    </w:p>
-    <w:p>
-      <w:pPr>
         <w:pStyle w:val="Titulosgenerales"/>
       </w:pPr>
-      <w:bookmarkStart w:id="13" w:name="_Toc225785847"/>
+      <w:bookmarkStart w:id="13" w:name="_Toc226536255"/>
       <w:r>
         <w:lastRenderedPageBreak/>
         <w:t>S</w:t>
@@ -7133,7 +7177,7 @@
       <w:pPr>
         <w:pStyle w:val="Titulosgenerales"/>
       </w:pPr>
-      <w:bookmarkStart w:id="14" w:name="_Toc225785848"/>
+      <w:bookmarkStart w:id="14" w:name="_Toc226536256"/>
       <w:r>
         <w:lastRenderedPageBreak/>
         <w:t>Glosario</w:t>
@@ -7229,7 +7273,7 @@
       <w:pPr>
         <w:pStyle w:val="Titulosgenerales"/>
       </w:pPr>
-      <w:bookmarkStart w:id="15" w:name="_Toc225785849"/>
+      <w:bookmarkStart w:id="15" w:name="_Toc226536257"/>
       <w:r>
         <w:lastRenderedPageBreak/>
         <w:t>Referencias bibliográficas</w:t>
@@ -7263,21 +7307,14 @@
       <w:r>
         <w:t xml:space="preserve"> 3). </w:t>
       </w:r>
-      <w:proofErr w:type="spellStart"/>
-      <w:r>
-        <w:t>Definitions</w:t>
-      </w:r>
-      <w:proofErr w:type="spellEnd"/>
-      <w:r>
-        <w:t xml:space="preserve"> </w:t>
-      </w:r>
-      <w:proofErr w:type="spellStart"/>
-      <w:r>
-        <w:t>of</w:t>
-      </w:r>
-      <w:proofErr w:type="spellEnd"/>
-      <w:r>
-        <w:t xml:space="preserve"> Marketing. </w:t>
+      <w:r>
+        <w:rPr>
+          <w:rStyle w:val="Extranjerismo"/>
+        </w:rPr>
+        <w:t>Definitions of Marketing</w:t>
+      </w:r>
+      <w:r>
+        <w:t xml:space="preserve">. </w:t>
       </w:r>
       <w:hyperlink r:id="rId18" w:history="1">
         <w:r>
@@ -7297,15 +7334,28 @@
         <w:ind w:firstLine="0"/>
       </w:pPr>
       <w:r>
-        <w:t xml:space="preserve">Baena, V., y Moreno, F. (2010). Instrumentos de Marketing: Decisiones sobre producto, precio, distribución, comunicación y marketing directo (Manuales) (Spanish </w:t>
-      </w:r>
-      <w:proofErr w:type="spellStart"/>
-      <w:r>
-        <w:t>Edition</w:t>
-      </w:r>
-      <w:proofErr w:type="spellEnd"/>
-      <w:r>
-        <w:t>) (1st ed.). Editorial UOC, S.L.</w:t>
+        <w:t xml:space="preserve">Baena, V. y Moreno, F. (2010). Instrumentos de </w:t>
+      </w:r>
+      <w:r>
+        <w:rPr>
+          <w:rStyle w:val="Extranjerismo"/>
+        </w:rPr>
+        <w:t>marketing</w:t>
+      </w:r>
+      <w:r>
+        <w:t xml:space="preserve">: decisiones sobre producto, precio, distribución, comunicación y </w:t>
+      </w:r>
+      <w:r>
+        <w:rPr>
+          <w:rStyle w:val="Extranjerismo"/>
+        </w:rPr>
+        <w:t>marketing</w:t>
+      </w:r>
+      <w:r>
+        <w:t xml:space="preserve"> directo. Editorial UOC.</w:t>
+      </w:r>
+      <w:r>
+        <w:t xml:space="preserve"> </w:t>
       </w:r>
     </w:p>
     <w:p>
@@ -7323,7 +7373,7 @@
         <w:ind w:firstLine="0"/>
       </w:pPr>
       <w:r>
-        <w:t>Departamento Nacional de Planeación. (2009, 9 de noviembre). CONPES 3620: por el cual se establecen las políticas para el desarrollo e impulso del comercio electrónico en Colombia.</w:t>
+        <w:t>CONPES 3620 de 2009 [Departamento de Planeación de Colombia]. Por el cual se establecen las políticas para el desarrollo e impulso del comercio electrónico en Colombia. Noviembre 9 de 2009.</w:t>
       </w:r>
     </w:p>
     <w:p>
@@ -7332,7 +7382,28 @@
         <w:ind w:firstLine="0"/>
       </w:pPr>
       <w:r>
-        <w:t xml:space="preserve">Iniestra, L. (2015). Implementación de mercadotecnia digital a una empresa de chocolate gourmet [Tesis de maestría. Instituto Politécnico Nacional]. Repositorio Nacional. </w:t>
+        <w:t>Decreto 1747 de 2000 [Presidencia de la República de Colombia]. Por la cual por el cual se reglamenta parcialmente la Ley 527 de 1999, en lo relacionado con las entidades de certificación, los certificados y las firmas digitales. Septiembre 11 de 2000.</w:t>
+      </w:r>
+      <w:r>
+        <w:t xml:space="preserve"> </w:t>
+      </w:r>
+    </w:p>
+    <w:p>
+      <w:pPr>
+        <w:spacing w:before="0" w:after="160" w:line="259" w:lineRule="auto"/>
+        <w:ind w:firstLine="0"/>
+      </w:pPr>
+      <w:r>
+        <w:t xml:space="preserve">Iniestra, L. (2015). Implementación de mercadotecnia digital a una empresa de chocolate </w:t>
+      </w:r>
+      <w:r>
+        <w:rPr>
+          <w:rStyle w:val="Extranjerismo"/>
+        </w:rPr>
+        <w:t>gourmet</w:t>
+      </w:r>
+      <w:r>
+        <w:t xml:space="preserve"> [Tesis de maestría. Instituto Politécnico Nacional]. Repositorio Nacional. </w:t>
       </w:r>
       <w:hyperlink r:id="rId19" w:history="1">
         <w:r>
@@ -7352,7 +7423,16 @@
         <w:ind w:firstLine="0"/>
       </w:pPr>
       <w:r>
-        <w:t>Kotler, P. y Armstrong, G. (2013). Fundamentos de Marketing (11ª ed.). Pearson Educación.</w:t>
+        <w:t xml:space="preserve">Kotler, P. y Armstrong, G. (2013). Fundamentos de </w:t>
+      </w:r>
+      <w:r>
+        <w:rPr>
+          <w:rStyle w:val="Extranjerismo"/>
+        </w:rPr>
+        <w:t>Marketing</w:t>
+      </w:r>
+      <w:r>
+        <w:t xml:space="preserve"> (11ª ed.). Pearson Educación.</w:t>
       </w:r>
     </w:p>
     <w:p>
@@ -7361,7 +7441,16 @@
         <w:ind w:firstLine="0"/>
       </w:pPr>
       <w:r>
-        <w:t>Kotler, P. y Keller, K. (2013). Dirección de Marketing. Pearson Educación.</w:t>
+        <w:t xml:space="preserve">Kotler, P. y Keller, K. (2013). Dirección de </w:t>
+      </w:r>
+      <w:r>
+        <w:rPr>
+          <w:rStyle w:val="Extranjerismo"/>
+        </w:rPr>
+        <w:t>Marketing</w:t>
+      </w:r>
+      <w:r>
+        <w:t>. Pearson Educación.</w:t>
       </w:r>
     </w:p>
     <w:p>
@@ -7370,13 +7459,23 @@
         <w:ind w:firstLine="0"/>
       </w:pPr>
       <w:r>
-        <w:t xml:space="preserve">Lamb, C. W., Hair, J. F., &amp; McDaniel, C. (2011). Marketing. Cengage </w:t>
-      </w:r>
-      <w:proofErr w:type="spellStart"/>
-      <w:r>
-        <w:t>Learning</w:t>
-      </w:r>
-      <w:proofErr w:type="spellEnd"/>
+        <w:t xml:space="preserve">Lamb, C. W., Hair, J. F., &amp; McDaniel, C. (2011). </w:t>
+      </w:r>
+      <w:r>
+        <w:rPr>
+          <w:rStyle w:val="Extranjerismo"/>
+        </w:rPr>
+        <w:t>Marketing</w:t>
+      </w:r>
+      <w:r>
+        <w:t xml:space="preserve">. </w:t>
+      </w:r>
+      <w:r>
+        <w:rPr>
+          <w:rStyle w:val="Extranjerismo"/>
+        </w:rPr>
+        <w:t>Cengage Learning</w:t>
+      </w:r>
       <w:r>
         <w:t>.</w:t>
       </w:r>
@@ -7387,7 +7486,25 @@
         <w:ind w:firstLine="0"/>
       </w:pPr>
       <w:r>
-        <w:t xml:space="preserve">Olamendi, G (2021). Diccionario de marketing. EIG Business School. </w:t>
+        <w:t xml:space="preserve">Olamendi, G (2021). Diccionario de </w:t>
+      </w:r>
+      <w:r>
+        <w:rPr>
+          <w:rStyle w:val="Extranjerismo"/>
+        </w:rPr>
+        <w:t>marketing</w:t>
+      </w:r>
+      <w:r>
+        <w:t xml:space="preserve">. EIG </w:t>
+      </w:r>
+      <w:r>
+        <w:rPr>
+          <w:rStyle w:val="Extranjerismo"/>
+        </w:rPr>
+        <w:t>Business School</w:t>
+      </w:r>
+      <w:r>
+        <w:t xml:space="preserve">. </w:t>
       </w:r>
     </w:p>
     <w:p>
@@ -7396,7 +7513,7 @@
         <w:ind w:firstLine="0"/>
       </w:pPr>
       <w:r>
-        <w:t>Presidencia de la República de Colombia. (2000, 11 de septiembre). Decreto 1747 de 2000: por el cual se reglamenta parcialmente la Ley 527 de 1999, en lo relacionado con las entidades de certificación, los certificados y las firmas digitales.</w:t>
+        <w:t>Rincón, E. (2017) Derecho del comercio electrónico y de internet. Legis.</w:t>
       </w:r>
     </w:p>
     <w:p>
@@ -7405,7 +7522,16 @@
         <w:ind w:firstLine="0"/>
       </w:pPr>
       <w:r>
-        <w:t>Rincón, E. (2017) Derecho del comercio electrónico y de internet. Legis.</w:t>
+        <w:t xml:space="preserve">Rosenstiehl, J. L. (2016). Tópicos generales de </w:t>
+      </w:r>
+      <w:r>
+        <w:rPr>
+          <w:rStyle w:val="Extranjerismo"/>
+        </w:rPr>
+        <w:t>marketing</w:t>
+      </w:r>
+      <w:r>
+        <w:t xml:space="preserve"> estratégico. Notas de Clase N°39. </w:t>
       </w:r>
     </w:p>
     <w:p>
@@ -7414,7 +7540,16 @@
         <w:ind w:firstLine="0"/>
       </w:pPr>
       <w:r>
-        <w:br w:type="page"/>
+        <w:t xml:space="preserve">Sainz, J. M. (2015). El plan de </w:t>
+      </w:r>
+      <w:r>
+        <w:rPr>
+          <w:rStyle w:val="Extranjerismo"/>
+        </w:rPr>
+        <w:t>marketing</w:t>
+      </w:r>
+      <w:r>
+        <w:t xml:space="preserve"> en la práctica. ESIC.</w:t>
       </w:r>
     </w:p>
     <w:p>
@@ -7424,24 +7559,6 @@
       </w:pPr>
       <w:r>
         <w:lastRenderedPageBreak/>
-        <w:t xml:space="preserve">Rosenstiehl, J. L. (2016). Tópicos generales de marketing estratégico. Notas de Clase N°39. </w:t>
-      </w:r>
-    </w:p>
-    <w:p>
-      <w:pPr>
-        <w:spacing w:before="0" w:after="160" w:line="259" w:lineRule="auto"/>
-        <w:ind w:firstLine="0"/>
-      </w:pPr>
-      <w:r>
-        <w:t>Sainz, J. M. (2015). El plan de marketing en la práctica. ESIC.</w:t>
-      </w:r>
-    </w:p>
-    <w:p>
-      <w:pPr>
-        <w:spacing w:before="0" w:after="160" w:line="259" w:lineRule="auto"/>
-        <w:ind w:firstLine="0"/>
-      </w:pPr>
-      <w:r>
         <w:t xml:space="preserve">Silva, R. (2009). Beneficios del comercio electrónico. Perspectivas, 24, p.151-164. </w:t>
       </w:r>
       <w:hyperlink r:id="rId20" w:history="1">
@@ -7462,7 +7579,16 @@
         <w:ind w:firstLine="0"/>
       </w:pPr>
       <w:r>
-        <w:t>Stanton, W. J., Etzel, M., &amp; Walker, B. (2007). Fundamentos de Marketing (13th ed.). McGraw-Hill Interamericana.</w:t>
+        <w:t xml:space="preserve">Stanton, W. J., Etzel, M., &amp; Walker, B. (2007). Fundamentos de </w:t>
+      </w:r>
+      <w:r>
+        <w:rPr>
+          <w:rStyle w:val="Extranjerismo"/>
+        </w:rPr>
+        <w:t>Marketing</w:t>
+      </w:r>
+      <w:r>
+        <w:t xml:space="preserve"> (13th ed.). McGraw-Hill Interamericana.</w:t>
       </w:r>
     </w:p>
     <w:p>
@@ -7476,7 +7602,16 @@
         </w:rPr>
       </w:pPr>
       <w:r>
-        <w:t xml:space="preserve">Xie, Y. M. S. (2021). Marketing digital: Navegando en aguas digitales, sumérgete conmigo. Ediciones de la U. </w:t>
+        <w:t xml:space="preserve">Xie, Y. M. S. (2021). </w:t>
+      </w:r>
+      <w:r>
+        <w:rPr>
+          <w:rStyle w:val="Extranjerismo"/>
+        </w:rPr>
+        <w:t>Marketing</w:t>
+      </w:r>
+      <w:r>
+        <w:t xml:space="preserve"> digital: Navegando en aguas digitales, sumérgete conmigo. Ediciones de la U. </w:t>
       </w:r>
       <w:r>
         <w:rPr>
@@ -7491,7 +7626,7 @@
       <w:pPr>
         <w:pStyle w:val="Titulosgenerales"/>
       </w:pPr>
-      <w:bookmarkStart w:id="16" w:name="_Toc225785850"/>
+      <w:bookmarkStart w:id="16" w:name="_Toc226536258"/>
       <w:r>
         <w:lastRenderedPageBreak/>
         <w:t>Créditos</w:t>
@@ -12402,7 +12537,6 @@
   <w:style w:type="character" w:default="1" w:styleId="Fuentedeprrafopredeter">
     <w:name w:val="Default Paragraph Font"/>
     <w:uiPriority w:val="1"/>
-    <w:semiHidden/>
     <w:unhideWhenUsed/>
   </w:style>
   <w:style w:type="table" w:default="1" w:styleId="Tablanormal">
@@ -13603,30 +13737,27 @@
 </file>
 
 <file path=customXml/item1.xml><?xml version="1.0" encoding="utf-8"?>
-<ct:contentTypeSchema xmlns:ct="http://schemas.microsoft.com/office/2006/metadata/contentType" xmlns:ma="http://schemas.microsoft.com/office/2006/metadata/properties/metaAttributes" ct:_="" ma:_="" ma:contentTypeName="Documento" ma:contentTypeID="0x0101006A81D6BD42E8DF4C91013959704817E1" ma:contentTypeVersion="15" ma:contentTypeDescription="Crear nuevo documento." ma:contentTypeScope="" ma:versionID="bf4f72ffd194f0963ff564daca6869f7">
-  <xsd:schema xmlns:xsd="http://www.w3.org/2001/XMLSchema" xmlns:xs="http://www.w3.org/2001/XMLSchema" xmlns:p="http://schemas.microsoft.com/office/2006/metadata/properties" xmlns:ns2="13c90a0b-73bc-4dc0-be5f-28d77b615beb" xmlns:ns3="13c93bba-48ce-428c-bfe5-88b42c19b028" targetNamespace="http://schemas.microsoft.com/office/2006/metadata/properties" ma:root="true" ma:fieldsID="8718d6f4873a5b1392a45044efa78385" ns2:_="" ns3:_="">
-    <xsd:import namespace="13c90a0b-73bc-4dc0-be5f-28d77b615beb"/>
-    <xsd:import namespace="13c93bba-48ce-428c-bfe5-88b42c19b028"/>
+<ct:contentTypeSchema xmlns:ct="http://schemas.microsoft.com/office/2006/metadata/contentType" xmlns:ma="http://schemas.microsoft.com/office/2006/metadata/properties/metaAttributes" ct:_="" ma:_="" ma:contentTypeName="Documento" ma:contentTypeID="0x010100FC2B1768DD5A774EB396CCAB0DE361C1" ma:contentTypeVersion="12" ma:contentTypeDescription="Crear nuevo documento." ma:contentTypeScope="" ma:versionID="d4a546b22d2924edabf51241cf3422b8">
+  <xsd:schema xmlns:xsd="http://www.w3.org/2001/XMLSchema" xmlns:xs="http://www.w3.org/2001/XMLSchema" xmlns:p="http://schemas.microsoft.com/office/2006/metadata/properties" xmlns:ns2="a70d3c18-0869-45a1-9f75-4b4b8f0f32be" xmlns:ns3="adccf511-daff-4bcb-9072-914cedbf4c7e" targetNamespace="http://schemas.microsoft.com/office/2006/metadata/properties" ma:root="true" ma:fieldsID="e29002b2d9ca820e89c57fc59ec70c79" ns2:_="" ns3:_="">
+    <xsd:import namespace="a70d3c18-0869-45a1-9f75-4b4b8f0f32be"/>
+    <xsd:import namespace="adccf511-daff-4bcb-9072-914cedbf4c7e"/>
     <xsd:element name="properties">
       <xsd:complexType>
         <xsd:sequence>
           <xsd:element name="documentManagement">
             <xsd:complexType>
               <xsd:all>
-                <xsd:element ref="ns2:SharedWithUsers" minOccurs="0"/>
-                <xsd:element ref="ns2:SharedWithDetails" minOccurs="0"/>
-                <xsd:element ref="ns3:MediaServiceMetadata" minOccurs="0"/>
-                <xsd:element ref="ns3:MediaServiceFastMetadata" minOccurs="0"/>
-                <xsd:element ref="ns3:MediaServiceSearchProperties" minOccurs="0"/>
-                <xsd:element ref="ns3:MediaServiceObjectDetectorVersions" minOccurs="0"/>
-                <xsd:element ref="ns3:MediaServiceDateTaken" minOccurs="0"/>
-                <xsd:element ref="ns3:MediaServiceGenerationTime" minOccurs="0"/>
-                <xsd:element ref="ns3:MediaServiceEventHashCode" minOccurs="0"/>
-                <xsd:element ref="ns3:MediaLengthInSeconds" minOccurs="0"/>
-                <xsd:element ref="ns3:lcf76f155ced4ddcb4097134ff3c332f" minOccurs="0"/>
-                <xsd:element ref="ns2:TaxCatchAll" minOccurs="0"/>
-                <xsd:element ref="ns3:MediaServiceOCR" minOccurs="0"/>
-                <xsd:element ref="ns3:MediaServiceLocation" minOccurs="0"/>
+                <xsd:element ref="ns2:MediaServiceMetadata" minOccurs="0"/>
+                <xsd:element ref="ns2:MediaServiceFastMetadata" minOccurs="0"/>
+                <xsd:element ref="ns2:MediaServiceSearchProperties" minOccurs="0"/>
+                <xsd:element ref="ns2:MediaServiceDateTaken" minOccurs="0"/>
+                <xsd:element ref="ns2:MediaServiceGenerationTime" minOccurs="0"/>
+                <xsd:element ref="ns2:MediaServiceEventHashCode" minOccurs="0"/>
+                <xsd:element ref="ns2:MediaLengthInSeconds" minOccurs="0"/>
+                <xsd:element ref="ns2:lcf76f155ced4ddcb4097134ff3c332f" minOccurs="0"/>
+                <xsd:element ref="ns3:TaxCatchAll" minOccurs="0"/>
+                <xsd:element ref="ns2:MediaServiceOCR" minOccurs="0"/>
+                <xsd:element ref="ns2:MediaServiceBillingMetadata" minOccurs="0"/>
               </xsd:all>
             </xsd:complexType>
           </xsd:element>
@@ -13634,36 +13765,68 @@
       </xsd:complexType>
     </xsd:element>
   </xsd:schema>
-  <xsd:schema xmlns:xsd="http://www.w3.org/2001/XMLSchema" xmlns:xs="http://www.w3.org/2001/XMLSchema" xmlns:dms="http://schemas.microsoft.com/office/2006/documentManagement/types" xmlns:pc="http://schemas.microsoft.com/office/infopath/2007/PartnerControls" targetNamespace="13c90a0b-73bc-4dc0-be5f-28d77b615beb" elementFormDefault="qualified">
+  <xsd:schema xmlns:xsd="http://www.w3.org/2001/XMLSchema" xmlns:xs="http://www.w3.org/2001/XMLSchema" xmlns:dms="http://schemas.microsoft.com/office/2006/documentManagement/types" xmlns:pc="http://schemas.microsoft.com/office/infopath/2007/PartnerControls" targetNamespace="a70d3c18-0869-45a1-9f75-4b4b8f0f32be" elementFormDefault="qualified">
     <xsd:import namespace="http://schemas.microsoft.com/office/2006/documentManagement/types"/>
     <xsd:import namespace="http://schemas.microsoft.com/office/infopath/2007/PartnerControls"/>
-    <xsd:element name="SharedWithUsers" ma:index="8" nillable="true" ma:displayName="Compartido con" ma:internalName="SharedWithUsers" ma:readOnly="true">
+    <xsd:element name="MediaServiceMetadata" ma:index="8" nillable="true" ma:displayName="MediaServiceMetadata" ma:hidden="true" ma:internalName="MediaServiceMetadata" ma:readOnly="true">
+      <xsd:simpleType>
+        <xsd:restriction base="dms:Note"/>
+      </xsd:simpleType>
+    </xsd:element>
+    <xsd:element name="MediaServiceFastMetadata" ma:index="9" nillable="true" ma:displayName="MediaServiceFastMetadata" ma:hidden="true" ma:internalName="MediaServiceFastMetadata" ma:readOnly="true">
+      <xsd:simpleType>
+        <xsd:restriction base="dms:Note"/>
+      </xsd:simpleType>
+    </xsd:element>
+    <xsd:element name="MediaServiceSearchProperties" ma:index="10" nillable="true" ma:displayName="MediaServiceSearchProperties" ma:hidden="true" ma:internalName="MediaServiceSearchProperties" ma:readOnly="true">
+      <xsd:simpleType>
+        <xsd:restriction base="dms:Note"/>
+      </xsd:simpleType>
+    </xsd:element>
+    <xsd:element name="MediaServiceDateTaken" ma:index="11" nillable="true" ma:displayName="MediaServiceDateTaken" ma:hidden="true" ma:indexed="true" ma:internalName="MediaServiceDateTaken" ma:readOnly="true">
+      <xsd:simpleType>
+        <xsd:restriction base="dms:Text"/>
+      </xsd:simpleType>
+    </xsd:element>
+    <xsd:element name="MediaServiceGenerationTime" ma:index="12" nillable="true" ma:displayName="MediaServiceGenerationTime" ma:hidden="true" ma:internalName="MediaServiceGenerationTime" ma:readOnly="true">
+      <xsd:simpleType>
+        <xsd:restriction base="dms:Text"/>
+      </xsd:simpleType>
+    </xsd:element>
+    <xsd:element name="MediaServiceEventHashCode" ma:index="13" nillable="true" ma:displayName="MediaServiceEventHashCode" ma:hidden="true" ma:internalName="MediaServiceEventHashCode" ma:readOnly="true">
+      <xsd:simpleType>
+        <xsd:restriction base="dms:Text"/>
+      </xsd:simpleType>
+    </xsd:element>
+    <xsd:element name="MediaLengthInSeconds" ma:index="14" nillable="true" ma:displayName="MediaLengthInSeconds" ma:hidden="true" ma:internalName="MediaLengthInSeconds" ma:readOnly="true">
+      <xsd:simpleType>
+        <xsd:restriction base="dms:Unknown"/>
+      </xsd:simpleType>
+    </xsd:element>
+    <xsd:element name="lcf76f155ced4ddcb4097134ff3c332f" ma:index="16" nillable="true" ma:taxonomy="true" ma:internalName="lcf76f155ced4ddcb4097134ff3c332f" ma:taxonomyFieldName="MediaServiceImageTags" ma:displayName="Etiquetas de imagen" ma:readOnly="false" ma:fieldId="{5cf76f15-5ced-4ddc-b409-7134ff3c332f}" ma:taxonomyMulti="true" ma:sspId="d33c8c81-5745-4931-bcc4-c2aeafe86780" ma:termSetId="09814cd3-568e-fe90-9814-8d621ff8fb84" ma:anchorId="fba54fb3-c3e1-fe81-a776-ca4b69148c4d" ma:open="true" ma:isKeyword="false">
       <xsd:complexType>
-        <xsd:complexContent>
-          <xsd:extension base="dms:UserMulti">
-            <xsd:sequence>
-              <xsd:element name="UserInfo" minOccurs="0" maxOccurs="unbounded">
-                <xsd:complexType>
-                  <xsd:sequence>
-                    <xsd:element name="DisplayName" type="xsd:string" minOccurs="0"/>
-                    <xsd:element name="AccountId" type="dms:UserId" minOccurs="0" nillable="true"/>
-                    <xsd:element name="AccountType" type="xsd:string" minOccurs="0"/>
-                  </xsd:sequence>
-                </xsd:complexType>
-              </xsd:element>
-            </xsd:sequence>
-          </xsd:extension>
-        </xsd:complexContent>
+        <xsd:sequence>
+          <xsd:element ref="pc:Terms" minOccurs="0" maxOccurs="1"/>
+        </xsd:sequence>
       </xsd:complexType>
     </xsd:element>
-    <xsd:element name="SharedWithDetails" ma:index="9" nillable="true" ma:displayName="Detalles de uso compartido" ma:internalName="SharedWithDetails" ma:readOnly="true">
+    <xsd:element name="MediaServiceOCR" ma:index="18" nillable="true" ma:displayName="Extracted Text" ma:internalName="MediaServiceOCR" ma:readOnly="true">
       <xsd:simpleType>
         <xsd:restriction base="dms:Note">
           <xsd:maxLength value="255"/>
         </xsd:restriction>
       </xsd:simpleType>
     </xsd:element>
-    <xsd:element name="TaxCatchAll" ma:index="20" nillable="true" ma:displayName="Taxonomy Catch All Column" ma:hidden="true" ma:list="{a42ca037-5d13-4729-aeec-4237f141d2d6}" ma:internalName="TaxCatchAll" ma:showField="CatchAllData" ma:web="13c90a0b-73bc-4dc0-be5f-28d77b615beb">
+    <xsd:element name="MediaServiceBillingMetadata" ma:index="19" nillable="true" ma:displayName="MediaServiceBillingMetadata" ma:hidden="true" ma:internalName="MediaServiceBillingMetadata" ma:readOnly="true">
+      <xsd:simpleType>
+        <xsd:restriction base="dms:Note"/>
+      </xsd:simpleType>
+    </xsd:element>
+  </xsd:schema>
+  <xsd:schema xmlns:xsd="http://www.w3.org/2001/XMLSchema" xmlns:xs="http://www.w3.org/2001/XMLSchema" xmlns:dms="http://schemas.microsoft.com/office/2006/documentManagement/types" xmlns:pc="http://schemas.microsoft.com/office/infopath/2007/PartnerControls" targetNamespace="adccf511-daff-4bcb-9072-914cedbf4c7e" elementFormDefault="qualified">
+    <xsd:import namespace="http://schemas.microsoft.com/office/2006/documentManagement/types"/>
+    <xsd:import namespace="http://schemas.microsoft.com/office/infopath/2007/PartnerControls"/>
+    <xsd:element name="TaxCatchAll" ma:index="17" nillable="true" ma:displayName="Taxonomy Catch All Column" ma:hidden="true" ma:list="{d55fdbc5-1632-489d-aeea-ba6fd7407963}" ma:internalName="TaxCatchAll" ma:showField="CatchAllData" ma:web="adccf511-daff-4bcb-9072-914cedbf4c7e">
       <xsd:complexType>
         <xsd:complexContent>
           <xsd:extension base="dms:MultiChoiceLookup">
@@ -13673,69 +13836,6 @@
           </xsd:extension>
         </xsd:complexContent>
       </xsd:complexType>
-    </xsd:element>
-  </xsd:schema>
-  <xsd:schema xmlns:xsd="http://www.w3.org/2001/XMLSchema" xmlns:xs="http://www.w3.org/2001/XMLSchema" xmlns:dms="http://schemas.microsoft.com/office/2006/documentManagement/types" xmlns:pc="http://schemas.microsoft.com/office/infopath/2007/PartnerControls" targetNamespace="13c93bba-48ce-428c-bfe5-88b42c19b028" elementFormDefault="qualified">
-    <xsd:import namespace="http://schemas.microsoft.com/office/2006/documentManagement/types"/>
-    <xsd:import namespace="http://schemas.microsoft.com/office/infopath/2007/PartnerControls"/>
-    <xsd:element name="MediaServiceMetadata" ma:index="10" nillable="true" ma:displayName="MediaServiceMetadata" ma:hidden="true" ma:internalName="MediaServiceMetadata" ma:readOnly="true">
-      <xsd:simpleType>
-        <xsd:restriction base="dms:Note"/>
-      </xsd:simpleType>
-    </xsd:element>
-    <xsd:element name="MediaServiceFastMetadata" ma:index="11" nillable="true" ma:displayName="MediaServiceFastMetadata" ma:hidden="true" ma:internalName="MediaServiceFastMetadata" ma:readOnly="true">
-      <xsd:simpleType>
-        <xsd:restriction base="dms:Note"/>
-      </xsd:simpleType>
-    </xsd:element>
-    <xsd:element name="MediaServiceSearchProperties" ma:index="12" nillable="true" ma:displayName="MediaServiceSearchProperties" ma:hidden="true" ma:internalName="MediaServiceSearchProperties" ma:readOnly="true">
-      <xsd:simpleType>
-        <xsd:restriction base="dms:Note"/>
-      </xsd:simpleType>
-    </xsd:element>
-    <xsd:element name="MediaServiceObjectDetectorVersions" ma:index="13" nillable="true" ma:displayName="MediaServiceObjectDetectorVersions" ma:hidden="true" ma:indexed="true" ma:internalName="MediaServiceObjectDetectorVersions" ma:readOnly="true">
-      <xsd:simpleType>
-        <xsd:restriction base="dms:Text"/>
-      </xsd:simpleType>
-    </xsd:element>
-    <xsd:element name="MediaServiceDateTaken" ma:index="14" nillable="true" ma:displayName="MediaServiceDateTaken" ma:hidden="true" ma:indexed="true" ma:internalName="MediaServiceDateTaken" ma:readOnly="true">
-      <xsd:simpleType>
-        <xsd:restriction base="dms:Text"/>
-      </xsd:simpleType>
-    </xsd:element>
-    <xsd:element name="MediaServiceGenerationTime" ma:index="15" nillable="true" ma:displayName="MediaServiceGenerationTime" ma:hidden="true" ma:internalName="MediaServiceGenerationTime" ma:readOnly="true">
-      <xsd:simpleType>
-        <xsd:restriction base="dms:Text"/>
-      </xsd:simpleType>
-    </xsd:element>
-    <xsd:element name="MediaServiceEventHashCode" ma:index="16" nillable="true" ma:displayName="MediaServiceEventHashCode" ma:hidden="true" ma:internalName="MediaServiceEventHashCode" ma:readOnly="true">
-      <xsd:simpleType>
-        <xsd:restriction base="dms:Text"/>
-      </xsd:simpleType>
-    </xsd:element>
-    <xsd:element name="MediaLengthInSeconds" ma:index="17" nillable="true" ma:displayName="MediaLengthInSeconds" ma:hidden="true" ma:internalName="MediaLengthInSeconds" ma:readOnly="true">
-      <xsd:simpleType>
-        <xsd:restriction base="dms:Unknown"/>
-      </xsd:simpleType>
-    </xsd:element>
-    <xsd:element name="lcf76f155ced4ddcb4097134ff3c332f" ma:index="19" nillable="true" ma:taxonomy="true" ma:internalName="lcf76f155ced4ddcb4097134ff3c332f" ma:taxonomyFieldName="MediaServiceImageTags" ma:displayName="Etiquetas de imagen" ma:readOnly="false" ma:fieldId="{5cf76f15-5ced-4ddc-b409-7134ff3c332f}" ma:taxonomyMulti="true" ma:sspId="d33c8c81-5745-4931-bcc4-c2aeafe86780" ma:termSetId="09814cd3-568e-fe90-9814-8d621ff8fb84" ma:anchorId="fba54fb3-c3e1-fe81-a776-ca4b69148c4d" ma:open="true" ma:isKeyword="false">
-      <xsd:complexType>
-        <xsd:sequence>
-          <xsd:element ref="pc:Terms" minOccurs="0" maxOccurs="1"/>
-        </xsd:sequence>
-      </xsd:complexType>
-    </xsd:element>
-    <xsd:element name="MediaServiceOCR" ma:index="21" nillable="true" ma:displayName="Extracted Text" ma:internalName="MediaServiceOCR" ma:readOnly="true">
-      <xsd:simpleType>
-        <xsd:restriction base="dms:Note">
-          <xsd:maxLength value="255"/>
-        </xsd:restriction>
-      </xsd:simpleType>
-    </xsd:element>
-    <xsd:element name="MediaServiceLocation" ma:index="22" nillable="true" ma:displayName="Location" ma:description="" ma:indexed="true" ma:internalName="MediaServiceLocation" ma:readOnly="true">
-      <xsd:simpleType>
-        <xsd:restriction base="dms:Text"/>
-      </xsd:simpleType>
     </xsd:element>
   </xsd:schema>
   <xsd:schema xmlns="http://schemas.openxmlformats.org/package/2006/metadata/core-properties" xmlns:xsd="http://www.w3.org/2001/XMLSchema" xmlns:xsi="http://www.w3.org/2001/XMLSchema-instance" xmlns:dc="http://purl.org/dc/elements/1.1/" xmlns:dcterms="http://purl.org/dc/terms/" xmlns:odoc="http://schemas.microsoft.com/internal/obd" targetNamespace="http://schemas.openxmlformats.org/package/2006/metadata/core-properties" elementFormDefault="qualified" attributeFormDefault="unqualified" blockDefault="#all">
@@ -13838,14 +13938,7 @@
 </file>
 
 <file path=customXml/item2.xml><?xml version="1.0" encoding="utf-8"?>
-<p:properties xmlns:p="http://schemas.microsoft.com/office/2006/metadata/properties" xmlns:xsi="http://www.w3.org/2001/XMLSchema-instance" xmlns:pc="http://schemas.microsoft.com/office/infopath/2007/PartnerControls">
-  <documentManagement>
-    <TaxCatchAll xmlns="13c90a0b-73bc-4dc0-be5f-28d77b615beb" xsi:nil="true"/>
-    <lcf76f155ced4ddcb4097134ff3c332f xmlns="13c93bba-48ce-428c-bfe5-88b42c19b028">
-      <Terms xmlns="http://schemas.microsoft.com/office/infopath/2007/PartnerControls"/>
-    </lcf76f155ced4ddcb4097134ff3c332f>
-  </documentManagement>
-</p:properties>
+<b:Sources xmlns:b="http://schemas.openxmlformats.org/officeDocument/2006/bibliography" xmlns="http://schemas.openxmlformats.org/officeDocument/2006/bibliography" SelectedStyle="\APASixthEditionOfficeOnline.xsl" StyleName="APA" Version="6"/>
 </file>
 
 <file path=customXml/item3.xml><?xml version="1.0" encoding="utf-8"?>
@@ -13858,20 +13951,39 @@
 </file>
 
 <file path=customXml/item4.xml><?xml version="1.0" encoding="utf-8"?>
-<b:Sources xmlns:b="http://schemas.openxmlformats.org/officeDocument/2006/bibliography" xmlns="http://schemas.openxmlformats.org/officeDocument/2006/bibliography" SelectedStyle="\APASixthEditionOfficeOnline.xsl" StyleName="APA" Version="6"/>
+<p:properties xmlns:p="http://schemas.microsoft.com/office/2006/metadata/properties" xmlns:xsi="http://www.w3.org/2001/XMLSchema-instance" xmlns:pc="http://schemas.microsoft.com/office/infopath/2007/PartnerControls">
+  <documentManagement>
+    <TaxCatchAll xmlns="adccf511-daff-4bcb-9072-914cedbf4c7e" xsi:nil="true"/>
+    <lcf76f155ced4ddcb4097134ff3c332f xmlns="a70d3c18-0869-45a1-9f75-4b4b8f0f32be">
+      <Terms xmlns="http://schemas.microsoft.com/office/infopath/2007/PartnerControls"/>
+    </lcf76f155ced4ddcb4097134ff3c332f>
+  </documentManagement>
+</p:properties>
 </file>
 
 <file path=customXml/itemProps1.xml><?xml version="1.0" encoding="utf-8"?>
-<ds:datastoreItem xmlns:ds="http://schemas.openxmlformats.org/officeDocument/2006/customXml" ds:itemID="{D9095CA1-6623-4D37-8544-11C358822944}"/>
+<ds:datastoreItem xmlns:ds="http://schemas.openxmlformats.org/officeDocument/2006/customXml" ds:itemID="{996434B9-CC1E-4468-A086-AA07C2AF1350}">
+  <ds:schemaRefs>
+    <ds:schemaRef ds:uri="http://schemas.microsoft.com/office/2006/metadata/contentType"/>
+    <ds:schemaRef ds:uri="http://schemas.microsoft.com/office/2006/metadata/properties/metaAttributes"/>
+    <ds:schemaRef ds:uri="http://www.w3.org/2001/XMLSchema"/>
+    <ds:schemaRef ds:uri="http://schemas.microsoft.com/office/2006/metadata/properties"/>
+    <ds:schemaRef ds:uri="a70d3c18-0869-45a1-9f75-4b4b8f0f32be"/>
+    <ds:schemaRef ds:uri="adccf511-daff-4bcb-9072-914cedbf4c7e"/>
+    <ds:schemaRef ds:uri="http://schemas.microsoft.com/office/2006/documentManagement/types"/>
+    <ds:schemaRef ds:uri="http://schemas.microsoft.com/office/infopath/2007/PartnerControls"/>
+    <ds:schemaRef ds:uri="http://schemas.openxmlformats.org/package/2006/metadata/core-properties"/>
+    <ds:schemaRef ds:uri="http://purl.org/dc/elements/1.1/"/>
+    <ds:schemaRef ds:uri="http://purl.org/dc/terms/"/>
+    <ds:schemaRef ds:uri="http://schemas.microsoft.com/internal/obd"/>
+  </ds:schemaRefs>
+</ds:datastoreItem>
 </file>
 
 <file path=customXml/itemProps2.xml><?xml version="1.0" encoding="utf-8"?>
-<ds:datastoreItem xmlns:ds="http://schemas.openxmlformats.org/officeDocument/2006/customXml" ds:itemID="{1145D752-ACC1-45E1-AB53-0C756F67FC7F}">
+<ds:datastoreItem xmlns:ds="http://schemas.openxmlformats.org/officeDocument/2006/customXml" ds:itemID="{E8AB44A3-7C62-4BD2-82ED-8ABC209970FA}">
   <ds:schemaRefs>
-    <ds:schemaRef ds:uri="http://schemas.microsoft.com/office/2006/metadata/properties"/>
-    <ds:schemaRef ds:uri="http://schemas.microsoft.com/office/infopath/2007/PartnerControls"/>
-    <ds:schemaRef ds:uri="adccf511-daff-4bcb-9072-914cedbf4c7e"/>
-    <ds:schemaRef ds:uri="a70d3c18-0869-45a1-9f75-4b4b8f0f32be"/>
+    <ds:schemaRef ds:uri="http://schemas.openxmlformats.org/officeDocument/2006/bibliography"/>
   </ds:schemaRefs>
 </ds:datastoreItem>
 </file>
@@ -13885,9 +13997,12 @@
 </file>
 
 <file path=customXml/itemProps4.xml><?xml version="1.0" encoding="utf-8"?>
-<ds:datastoreItem xmlns:ds="http://schemas.openxmlformats.org/officeDocument/2006/customXml" ds:itemID="{E8AB44A3-7C62-4BD2-82ED-8ABC209970FA}">
+<ds:datastoreItem xmlns:ds="http://schemas.openxmlformats.org/officeDocument/2006/customXml" ds:itemID="{1145D752-ACC1-45E1-AB53-0C756F67FC7F}">
   <ds:schemaRefs>
-    <ds:schemaRef ds:uri="http://schemas.openxmlformats.org/officeDocument/2006/bibliography"/>
+    <ds:schemaRef ds:uri="http://schemas.microsoft.com/office/2006/metadata/properties"/>
+    <ds:schemaRef ds:uri="http://schemas.microsoft.com/office/infopath/2007/PartnerControls"/>
+    <ds:schemaRef ds:uri="adccf511-daff-4bcb-9072-914cedbf4c7e"/>
+    <ds:schemaRef ds:uri="a70d3c18-0869-45a1-9f75-4b4b8f0f32be"/>
   </ds:schemaRefs>
 </ds:datastoreItem>
 </file>
--- a/fuentes/CFA1_124108_DU.docx
+++ b/fuentes/CFA1_124108_DU.docx
@@ -2078,7 +2078,7 @@
         <w:pStyle w:val="Video"/>
       </w:pPr>
       <w:r>
-        <w:t>Introducción: Fundamentos del mercadeo</w:t>
+        <w:t>Fundamentos del mercadeo</w:t>
       </w:r>
     </w:p>
     <w:p>
@@ -2090,9 +2090,9 @@
           <w:noProof/>
         </w:rPr>
         <w:drawing>
-          <wp:inline distT="0" distB="0" distL="0" distR="0" wp14:anchorId="0C5228ED" wp14:editId="3901BA4C">
-            <wp:extent cx="4750132" cy="2671948"/>
-            <wp:effectExtent l="0" t="0" r="0" b="0"/>
+          <wp:inline distT="0" distB="0" distL="0" distR="0" wp14:anchorId="0C5228ED" wp14:editId="0227025E">
+            <wp:extent cx="4772508" cy="2684536"/>
+            <wp:effectExtent l="0" t="0" r="0" b="1905"/>
             <wp:docPr id="1" name="Imagen 1">
               <a:extLst xmlns:a="http://schemas.openxmlformats.org/drawingml/2006/main">
                 <a:ext uri="{C183D7F6-B498-43B3-948B-1728B52AA6E4}">
@@ -2133,7 +2133,7 @@
                   <pic:spPr bwMode="auto">
                     <a:xfrm>
                       <a:off x="0" y="0"/>
-                      <a:ext cx="4772511" cy="2684536"/>
+                      <a:ext cx="4772508" cy="2684536"/>
                     </a:xfrm>
                     <a:prstGeom prst="rect">
                       <a:avLst/>
@@ -2155,16 +2155,10 @@
         <w:ind w:left="1415" w:firstLine="1"/>
       </w:pPr>
       <w:r>
-        <w:t xml:space="preserve">Nota. SENA, </w:t>
-      </w:r>
-      <w:r>
-        <w:t>(</w:t>
-      </w:r>
-      <w:r>
-        <w:t>2026</w:t>
-      </w:r>
-      <w:r>
-        <w:t>).</w:t>
+        <w:t>Video</w:t>
+      </w:r>
+      <w:r>
+        <w:t>: Fundamentos del mercadeo.</w:t>
       </w:r>
     </w:p>
     <w:p>
@@ -2277,7 +2271,7 @@
               <w:rPr>
                 <w:bCs/>
               </w:rPr>
-              <w:t>Introducción: Fundamentos del mercadeo</w:t>
+              <w:t>Fundamentos del mercadeo</w:t>
             </w:r>
           </w:p>
         </w:tc>
@@ -3083,7 +3077,19 @@
           <w:lang w:val="es-419" w:eastAsia="es-CO"/>
         </w:rPr>
         <w:lastRenderedPageBreak/>
-        <w:t>Evolución concepto de mercadeo</w:t>
+        <w:t xml:space="preserve">Evolución </w:t>
+      </w:r>
+      <w:r>
+        <w:rPr>
+          <w:lang w:val="es-419" w:eastAsia="es-CO"/>
+        </w:rPr>
+        <w:t xml:space="preserve">del </w:t>
+      </w:r>
+      <w:r>
+        <w:rPr>
+          <w:lang w:val="es-419" w:eastAsia="es-CO"/>
+        </w:rPr>
+        <w:t>concepto de mercadeo</w:t>
       </w:r>
     </w:p>
     <w:p>
@@ -3098,10 +3104,16 @@
           <w:noProof/>
         </w:rPr>
         <w:drawing>
-          <wp:inline distT="0" distB="0" distL="0" distR="0" wp14:anchorId="75D282F3" wp14:editId="4231C7A3">
-            <wp:extent cx="3656195" cy="2059451"/>
-            <wp:effectExtent l="0" t="0" r="1905" b="0"/>
-            <wp:docPr id="1170521594" name="Imagen 4" descr="YouTube Thumbnail Downloader FULL HQ IMAGE"/>
+          <wp:inline distT="0" distB="0" distL="0" distR="0" wp14:anchorId="75D282F3" wp14:editId="20D8F265">
+            <wp:extent cx="4097869" cy="2305050"/>
+            <wp:effectExtent l="0" t="0" r="0" b="0"/>
+            <wp:docPr id="1170521594" name="Imagen 4">
+              <a:extLst xmlns:a="http://schemas.openxmlformats.org/drawingml/2006/main">
+                <a:ext uri="{C183D7F6-B498-43B3-948B-1728B52AA6E4}">
+                  <adec:decorative xmlns:adec="http://schemas.microsoft.com/office/drawing/2017/decorative" val="1"/>
+                </a:ext>
+              </a:extLst>
+            </wp:docPr>
             <wp:cNvGraphicFramePr>
               <a:graphicFrameLocks xmlns:a="http://schemas.openxmlformats.org/drawingml/2006/main" noChangeAspect="1"/>
             </wp:cNvGraphicFramePr>
@@ -3109,7 +3121,13 @@
               <a:graphicData uri="http://schemas.openxmlformats.org/drawingml/2006/picture">
                 <pic:pic xmlns:pic="http://schemas.openxmlformats.org/drawingml/2006/picture">
                   <pic:nvPicPr>
-                    <pic:cNvPr id="0" name="Picture 1" descr="YouTube Thumbnail Downloader FULL HQ IMAGE"/>
+                    <pic:cNvPr id="1170521594" name="Imagen 4">
+                      <a:extLst>
+                        <a:ext uri="{C183D7F6-B498-43B3-948B-1728B52AA6E4}">
+                          <adec:decorative xmlns:adec="http://schemas.microsoft.com/office/drawing/2017/decorative" val="1"/>
+                        </a:ext>
+                      </a:extLst>
+                    </pic:cNvPr>
                     <pic:cNvPicPr>
                       <a:picLocks noChangeAspect="1" noChangeArrowheads="1"/>
                     </pic:cNvPicPr>
@@ -3122,7 +3140,6 @@
                         </a:ext>
                       </a:extLst>
                     </a:blip>
-                    <a:srcRect/>
                     <a:stretch>
                       <a:fillRect/>
                     </a:stretch>
@@ -3130,7 +3147,7 @@
                   <pic:spPr bwMode="auto">
                     <a:xfrm>
                       <a:off x="0" y="0"/>
-                      <a:ext cx="3668462" cy="2066361"/>
+                      <a:ext cx="4103042" cy="2307960"/>
                     </a:xfrm>
                     <a:prstGeom prst="rect">
                       <a:avLst/>
@@ -3158,31 +3175,13 @@
         <w:rPr>
           <w:lang w:val="es-419" w:eastAsia="es-CO"/>
         </w:rPr>
-        <w:t xml:space="preserve">Nota. SENA, </w:t>
-      </w:r>
-      <w:r>
-        <w:rPr>
-          <w:lang w:val="es-419" w:eastAsia="es-CO"/>
-        </w:rPr>
-        <w:t>(</w:t>
-      </w:r>
-      <w:r>
-        <w:rPr>
-          <w:lang w:val="es-419" w:eastAsia="es-CO"/>
-        </w:rPr>
-        <w:t>2026</w:t>
-      </w:r>
-      <w:r>
-        <w:rPr>
-          <w:lang w:val="es-419" w:eastAsia="es-CO"/>
-        </w:rPr>
-        <w:t>)</w:t>
-      </w:r>
-      <w:r>
-        <w:rPr>
-          <w:lang w:val="es-419" w:eastAsia="es-CO"/>
-        </w:rPr>
-        <w:t>.</w:t>
+        <w:t>Video</w:t>
+      </w:r>
+      <w:r>
+        <w:rPr>
+          <w:lang w:val="es-419" w:eastAsia="es-CO"/>
+        </w:rPr>
+        <w:t>: Evolución del concepto de mercadeo.</w:t>
       </w:r>
     </w:p>
     <w:p>
@@ -3249,7 +3248,19 @@
               <w:rPr>
                 <w:bCs/>
               </w:rPr>
-              <w:t>Evolución concepto de mercadeo</w:t>
+              <w:t xml:space="preserve">Evolución </w:t>
+            </w:r>
+            <w:r>
+              <w:rPr>
+                <w:bCs/>
+              </w:rPr>
+              <w:t xml:space="preserve">del </w:t>
+            </w:r>
+            <w:r>
+              <w:rPr>
+                <w:bCs/>
+              </w:rPr>
+              <w:t>concepto de mercadeo</w:t>
             </w:r>
           </w:p>
         </w:tc>
@@ -3314,7 +3325,7 @@
                 <w:rFonts w:cstheme="minorHAnsi"/>
                 <w:szCs w:val="28"/>
               </w:rPr>
-              <w:t xml:space="preserve">Uno de los acontecimientos que se convierte en un hito para la evolución del mercadeo es la imprenta, que aparece en 1440, pues acompaña y ayuda en el proceso de comunicación, materializando medios impresos para dar a conocer la </w:t>
+              <w:t xml:space="preserve">Uno de los acontecimientos que se convierte en un hito para la evolución del mercadeo es la imprenta, que aparece en 1440, pues acompaña y ayuda en el </w:t>
             </w:r>
             <w:r>
               <w:rPr>
@@ -3322,7 +3333,7 @@
                 <w:szCs w:val="28"/>
               </w:rPr>
               <w:lastRenderedPageBreak/>
-              <w:t>oferta de bienes y servicios</w:t>
+              <w:t>proceso de comunicación, materializando medios impresos para dar a conocer la oferta de bienes y servicios</w:t>
             </w:r>
             <w:r>
               <w:rPr>
@@ -5402,19 +5413,11 @@
           <w:lang w:val="es-419" w:eastAsia="es-CO"/>
         </w:rPr>
       </w:pPr>
-      <w:proofErr w:type="spellStart"/>
-      <w:r>
-        <w:rPr>
-          <w:lang w:val="es-419" w:eastAsia="es-CO"/>
-        </w:rPr>
-        <w:t>Se</w:t>
-      </w:r>
-      <w:proofErr w:type="spellEnd"/>
-      <w:r>
-        <w:rPr>
-          <w:lang w:val="es-419" w:eastAsia="es-CO"/>
-        </w:rPr>
-        <w:t xml:space="preserve"> trata de decidir las acciones que concretan la estrategia de </w:t>
+      <w:r>
+        <w:rPr>
+          <w:lang w:val="es-419" w:eastAsia="es-CO"/>
+        </w:rPr>
+        <w:t xml:space="preserve">Se trata de decidir las acciones que concretan la estrategia de </w:t>
       </w:r>
       <w:r>
         <w:rPr>
@@ -7352,10 +7355,7 @@
         <w:t>marketing</w:t>
       </w:r>
       <w:r>
-        <w:t xml:space="preserve"> directo. Editorial UOC.</w:t>
-      </w:r>
-      <w:r>
-        <w:t xml:space="preserve"> </w:t>
+        <w:t xml:space="preserve"> directo. Editorial UOC. </w:t>
       </w:r>
     </w:p>
     <w:p>
@@ -7382,10 +7382,7 @@
         <w:ind w:firstLine="0"/>
       </w:pPr>
       <w:r>
-        <w:t>Decreto 1747 de 2000 [Presidencia de la República de Colombia]. Por la cual por el cual se reglamenta parcialmente la Ley 527 de 1999, en lo relacionado con las entidades de certificación, los certificados y las firmas digitales. Septiembre 11 de 2000.</w:t>
-      </w:r>
-      <w:r>
-        <w:t xml:space="preserve"> </w:t>
+        <w:t xml:space="preserve">Decreto 1747 de 2000 [Presidencia de la República de Colombia]. Por la cual por el cual se reglamenta parcialmente la Ley 527 de 1999, en lo relacionado con las entidades de certificación, los certificados y las firmas digitales. Septiembre 11 de 2000. </w:t>
       </w:r>
     </w:p>
     <w:p>
@@ -8877,7 +8874,6 @@
         <w:docPartUnique/>
       </w:docPartObj>
     </w:sdtPr>
-    <w:sdtEndPr/>
     <w:sdtContent>
       <w:p>
         <w:pPr>
@@ -8905,7 +8901,6 @@
         <w:docPartUnique/>
       </w:docPartObj>
     </w:sdtPr>
-    <w:sdtEndPr/>
     <w:sdtContent>
       <w:p>
         <w:pPr>
@@ -12537,6 +12532,7 @@
   <w:style w:type="character" w:default="1" w:styleId="Fuentedeprrafopredeter">
     <w:name w:val="Default Paragraph Font"/>
     <w:uiPriority w:val="1"/>
+    <w:semiHidden/>
     <w:unhideWhenUsed/>
   </w:style>
   <w:style w:type="table" w:default="1" w:styleId="Tablanormal">
@@ -13737,27 +13733,34 @@
 </file>
 
 <file path=customXml/item1.xml><?xml version="1.0" encoding="utf-8"?>
-<ct:contentTypeSchema xmlns:ct="http://schemas.microsoft.com/office/2006/metadata/contentType" xmlns:ma="http://schemas.microsoft.com/office/2006/metadata/properties/metaAttributes" ct:_="" ma:_="" ma:contentTypeName="Documento" ma:contentTypeID="0x010100FC2B1768DD5A774EB396CCAB0DE361C1" ma:contentTypeVersion="12" ma:contentTypeDescription="Crear nuevo documento." ma:contentTypeScope="" ma:versionID="d4a546b22d2924edabf51241cf3422b8">
-  <xsd:schema xmlns:xsd="http://www.w3.org/2001/XMLSchema" xmlns:xs="http://www.w3.org/2001/XMLSchema" xmlns:p="http://schemas.microsoft.com/office/2006/metadata/properties" xmlns:ns2="a70d3c18-0869-45a1-9f75-4b4b8f0f32be" xmlns:ns3="adccf511-daff-4bcb-9072-914cedbf4c7e" targetNamespace="http://schemas.microsoft.com/office/2006/metadata/properties" ma:root="true" ma:fieldsID="e29002b2d9ca820e89c57fc59ec70c79" ns2:_="" ns3:_="">
-    <xsd:import namespace="a70d3c18-0869-45a1-9f75-4b4b8f0f32be"/>
-    <xsd:import namespace="adccf511-daff-4bcb-9072-914cedbf4c7e"/>
+<b:Sources xmlns:b="http://schemas.openxmlformats.org/officeDocument/2006/bibliography" xmlns="http://schemas.openxmlformats.org/officeDocument/2006/bibliography" SelectedStyle="\APASixthEditionOfficeOnline.xsl" StyleName="APA" Version="6"/>
+</file>
+
+<file path=customXml/item2.xml><?xml version="1.0" encoding="utf-8"?>
+<ct:contentTypeSchema xmlns:ct="http://schemas.microsoft.com/office/2006/metadata/contentType" xmlns:ma="http://schemas.microsoft.com/office/2006/metadata/properties/metaAttributes" ct:_="" ma:_="" ma:contentTypeName="Documento" ma:contentTypeID="0x0101006A81D6BD42E8DF4C91013959704817E1" ma:contentTypeVersion="15" ma:contentTypeDescription="Crear nuevo documento." ma:contentTypeScope="" ma:versionID="bf4f72ffd194f0963ff564daca6869f7">
+  <xsd:schema xmlns:xsd="http://www.w3.org/2001/XMLSchema" xmlns:xs="http://www.w3.org/2001/XMLSchema" xmlns:p="http://schemas.microsoft.com/office/2006/metadata/properties" xmlns:ns2="13c90a0b-73bc-4dc0-be5f-28d77b615beb" xmlns:ns3="13c93bba-48ce-428c-bfe5-88b42c19b028" targetNamespace="http://schemas.microsoft.com/office/2006/metadata/properties" ma:root="true" ma:fieldsID="8718d6f4873a5b1392a45044efa78385" ns2:_="" ns3:_="">
+    <xsd:import namespace="13c90a0b-73bc-4dc0-be5f-28d77b615beb"/>
+    <xsd:import namespace="13c93bba-48ce-428c-bfe5-88b42c19b028"/>
     <xsd:element name="properties">
       <xsd:complexType>
         <xsd:sequence>
           <xsd:element name="documentManagement">
             <xsd:complexType>
               <xsd:all>
-                <xsd:element ref="ns2:MediaServiceMetadata" minOccurs="0"/>
-                <xsd:element ref="ns2:MediaServiceFastMetadata" minOccurs="0"/>
-                <xsd:element ref="ns2:MediaServiceSearchProperties" minOccurs="0"/>
-                <xsd:element ref="ns2:MediaServiceDateTaken" minOccurs="0"/>
-                <xsd:element ref="ns2:MediaServiceGenerationTime" minOccurs="0"/>
-                <xsd:element ref="ns2:MediaServiceEventHashCode" minOccurs="0"/>
-                <xsd:element ref="ns2:MediaLengthInSeconds" minOccurs="0"/>
-                <xsd:element ref="ns2:lcf76f155ced4ddcb4097134ff3c332f" minOccurs="0"/>
-                <xsd:element ref="ns3:TaxCatchAll" minOccurs="0"/>
-                <xsd:element ref="ns2:MediaServiceOCR" minOccurs="0"/>
-                <xsd:element ref="ns2:MediaServiceBillingMetadata" minOccurs="0"/>
+                <xsd:element ref="ns2:SharedWithUsers" minOccurs="0"/>
+                <xsd:element ref="ns2:SharedWithDetails" minOccurs="0"/>
+                <xsd:element ref="ns3:MediaServiceMetadata" minOccurs="0"/>
+                <xsd:element ref="ns3:MediaServiceFastMetadata" minOccurs="0"/>
+                <xsd:element ref="ns3:MediaServiceSearchProperties" minOccurs="0"/>
+                <xsd:element ref="ns3:MediaServiceObjectDetectorVersions" minOccurs="0"/>
+                <xsd:element ref="ns3:MediaServiceDateTaken" minOccurs="0"/>
+                <xsd:element ref="ns3:MediaServiceGenerationTime" minOccurs="0"/>
+                <xsd:element ref="ns3:MediaServiceEventHashCode" minOccurs="0"/>
+                <xsd:element ref="ns3:MediaLengthInSeconds" minOccurs="0"/>
+                <xsd:element ref="ns3:lcf76f155ced4ddcb4097134ff3c332f" minOccurs="0"/>
+                <xsd:element ref="ns2:TaxCatchAll" minOccurs="0"/>
+                <xsd:element ref="ns3:MediaServiceOCR" minOccurs="0"/>
+                <xsd:element ref="ns3:MediaServiceLocation" minOccurs="0"/>
               </xsd:all>
             </xsd:complexType>
           </xsd:element>
@@ -13765,68 +13768,36 @@
       </xsd:complexType>
     </xsd:element>
   </xsd:schema>
-  <xsd:schema xmlns:xsd="http://www.w3.org/2001/XMLSchema" xmlns:xs="http://www.w3.org/2001/XMLSchema" xmlns:dms="http://schemas.microsoft.com/office/2006/documentManagement/types" xmlns:pc="http://schemas.microsoft.com/office/infopath/2007/PartnerControls" targetNamespace="a70d3c18-0869-45a1-9f75-4b4b8f0f32be" elementFormDefault="qualified">
+  <xsd:schema xmlns:xsd="http://www.w3.org/2001/XMLSchema" xmlns:xs="http://www.w3.org/2001/XMLSchema" xmlns:dms="http://schemas.microsoft.com/office/2006/documentManagement/types" xmlns:pc="http://schemas.microsoft.com/office/infopath/2007/PartnerControls" targetNamespace="13c90a0b-73bc-4dc0-be5f-28d77b615beb" elementFormDefault="qualified">
     <xsd:import namespace="http://schemas.microsoft.com/office/2006/documentManagement/types"/>
     <xsd:import namespace="http://schemas.microsoft.com/office/infopath/2007/PartnerControls"/>
-    <xsd:element name="MediaServiceMetadata" ma:index="8" nillable="true" ma:displayName="MediaServiceMetadata" ma:hidden="true" ma:internalName="MediaServiceMetadata" ma:readOnly="true">
-      <xsd:simpleType>
-        <xsd:restriction base="dms:Note"/>
-      </xsd:simpleType>
-    </xsd:element>
-    <xsd:element name="MediaServiceFastMetadata" ma:index="9" nillable="true" ma:displayName="MediaServiceFastMetadata" ma:hidden="true" ma:internalName="MediaServiceFastMetadata" ma:readOnly="true">
-      <xsd:simpleType>
-        <xsd:restriction base="dms:Note"/>
-      </xsd:simpleType>
-    </xsd:element>
-    <xsd:element name="MediaServiceSearchProperties" ma:index="10" nillable="true" ma:displayName="MediaServiceSearchProperties" ma:hidden="true" ma:internalName="MediaServiceSearchProperties" ma:readOnly="true">
-      <xsd:simpleType>
-        <xsd:restriction base="dms:Note"/>
-      </xsd:simpleType>
-    </xsd:element>
-    <xsd:element name="MediaServiceDateTaken" ma:index="11" nillable="true" ma:displayName="MediaServiceDateTaken" ma:hidden="true" ma:indexed="true" ma:internalName="MediaServiceDateTaken" ma:readOnly="true">
-      <xsd:simpleType>
-        <xsd:restriction base="dms:Text"/>
-      </xsd:simpleType>
-    </xsd:element>
-    <xsd:element name="MediaServiceGenerationTime" ma:index="12" nillable="true" ma:displayName="MediaServiceGenerationTime" ma:hidden="true" ma:internalName="MediaServiceGenerationTime" ma:readOnly="true">
-      <xsd:simpleType>
-        <xsd:restriction base="dms:Text"/>
-      </xsd:simpleType>
-    </xsd:element>
-    <xsd:element name="MediaServiceEventHashCode" ma:index="13" nillable="true" ma:displayName="MediaServiceEventHashCode" ma:hidden="true" ma:internalName="MediaServiceEventHashCode" ma:readOnly="true">
-      <xsd:simpleType>
-        <xsd:restriction base="dms:Text"/>
-      </xsd:simpleType>
-    </xsd:element>
-    <xsd:element name="MediaLengthInSeconds" ma:index="14" nillable="true" ma:displayName="MediaLengthInSeconds" ma:hidden="true" ma:internalName="MediaLengthInSeconds" ma:readOnly="true">
-      <xsd:simpleType>
-        <xsd:restriction base="dms:Unknown"/>
-      </xsd:simpleType>
-    </xsd:element>
-    <xsd:element name="lcf76f155ced4ddcb4097134ff3c332f" ma:index="16" nillable="true" ma:taxonomy="true" ma:internalName="lcf76f155ced4ddcb4097134ff3c332f" ma:taxonomyFieldName="MediaServiceImageTags" ma:displayName="Etiquetas de imagen" ma:readOnly="false" ma:fieldId="{5cf76f15-5ced-4ddc-b409-7134ff3c332f}" ma:taxonomyMulti="true" ma:sspId="d33c8c81-5745-4931-bcc4-c2aeafe86780" ma:termSetId="09814cd3-568e-fe90-9814-8d621ff8fb84" ma:anchorId="fba54fb3-c3e1-fe81-a776-ca4b69148c4d" ma:open="true" ma:isKeyword="false">
+    <xsd:element name="SharedWithUsers" ma:index="8" nillable="true" ma:displayName="Compartido con" ma:internalName="SharedWithUsers" ma:readOnly="true">
       <xsd:complexType>
-        <xsd:sequence>
-          <xsd:element ref="pc:Terms" minOccurs="0" maxOccurs="1"/>
-        </xsd:sequence>
+        <xsd:complexContent>
+          <xsd:extension base="dms:UserMulti">
+            <xsd:sequence>
+              <xsd:element name="UserInfo" minOccurs="0" maxOccurs="unbounded">
+                <xsd:complexType>
+                  <xsd:sequence>
+                    <xsd:element name="DisplayName" type="xsd:string" minOccurs="0"/>
+                    <xsd:element name="AccountId" type="dms:UserId" minOccurs="0" nillable="true"/>
+                    <xsd:element name="AccountType" type="xsd:string" minOccurs="0"/>
+                  </xsd:sequence>
+                </xsd:complexType>
+              </xsd:element>
+            </xsd:sequence>
+          </xsd:extension>
+        </xsd:complexContent>
       </xsd:complexType>
     </xsd:element>
-    <xsd:element name="MediaServiceOCR" ma:index="18" nillable="true" ma:displayName="Extracted Text" ma:internalName="MediaServiceOCR" ma:readOnly="true">
+    <xsd:element name="SharedWithDetails" ma:index="9" nillable="true" ma:displayName="Detalles de uso compartido" ma:internalName="SharedWithDetails" ma:readOnly="true">
       <xsd:simpleType>
         <xsd:restriction base="dms:Note">
           <xsd:maxLength value="255"/>
         </xsd:restriction>
       </xsd:simpleType>
     </xsd:element>
-    <xsd:element name="MediaServiceBillingMetadata" ma:index="19" nillable="true" ma:displayName="MediaServiceBillingMetadata" ma:hidden="true" ma:internalName="MediaServiceBillingMetadata" ma:readOnly="true">
-      <xsd:simpleType>
-        <xsd:restriction base="dms:Note"/>
-      </xsd:simpleType>
-    </xsd:element>
-  </xsd:schema>
-  <xsd:schema xmlns:xsd="http://www.w3.org/2001/XMLSchema" xmlns:xs="http://www.w3.org/2001/XMLSchema" xmlns:dms="http://schemas.microsoft.com/office/2006/documentManagement/types" xmlns:pc="http://schemas.microsoft.com/office/infopath/2007/PartnerControls" targetNamespace="adccf511-daff-4bcb-9072-914cedbf4c7e" elementFormDefault="qualified">
-    <xsd:import namespace="http://schemas.microsoft.com/office/2006/documentManagement/types"/>
-    <xsd:import namespace="http://schemas.microsoft.com/office/infopath/2007/PartnerControls"/>
-    <xsd:element name="TaxCatchAll" ma:index="17" nillable="true" ma:displayName="Taxonomy Catch All Column" ma:hidden="true" ma:list="{d55fdbc5-1632-489d-aeea-ba6fd7407963}" ma:internalName="TaxCatchAll" ma:showField="CatchAllData" ma:web="adccf511-daff-4bcb-9072-914cedbf4c7e">
+    <xsd:element name="TaxCatchAll" ma:index="20" nillable="true" ma:displayName="Taxonomy Catch All Column" ma:hidden="true" ma:list="{a42ca037-5d13-4729-aeec-4237f141d2d6}" ma:internalName="TaxCatchAll" ma:showField="CatchAllData" ma:web="13c90a0b-73bc-4dc0-be5f-28d77b615beb">
       <xsd:complexType>
         <xsd:complexContent>
           <xsd:extension base="dms:MultiChoiceLookup">
@@ -13836,6 +13807,69 @@
           </xsd:extension>
         </xsd:complexContent>
       </xsd:complexType>
+    </xsd:element>
+  </xsd:schema>
+  <xsd:schema xmlns:xsd="http://www.w3.org/2001/XMLSchema" xmlns:xs="http://www.w3.org/2001/XMLSchema" xmlns:dms="http://schemas.microsoft.com/office/2006/documentManagement/types" xmlns:pc="http://schemas.microsoft.com/office/infopath/2007/PartnerControls" targetNamespace="13c93bba-48ce-428c-bfe5-88b42c19b028" elementFormDefault="qualified">
+    <xsd:import namespace="http://schemas.microsoft.com/office/2006/documentManagement/types"/>
+    <xsd:import namespace="http://schemas.microsoft.com/office/infopath/2007/PartnerControls"/>
+    <xsd:element name="MediaServiceMetadata" ma:index="10" nillable="true" ma:displayName="MediaServiceMetadata" ma:hidden="true" ma:internalName="MediaServiceMetadata" ma:readOnly="true">
+      <xsd:simpleType>
+        <xsd:restriction base="dms:Note"/>
+      </xsd:simpleType>
+    </xsd:element>
+    <xsd:element name="MediaServiceFastMetadata" ma:index="11" nillable="true" ma:displayName="MediaServiceFastMetadata" ma:hidden="true" ma:internalName="MediaServiceFastMetadata" ma:readOnly="true">
+      <xsd:simpleType>
+        <xsd:restriction base="dms:Note"/>
+      </xsd:simpleType>
+    </xsd:element>
+    <xsd:element name="MediaServiceSearchProperties" ma:index="12" nillable="true" ma:displayName="MediaServiceSearchProperties" ma:hidden="true" ma:internalName="MediaServiceSearchProperties" ma:readOnly="true">
+      <xsd:simpleType>
+        <xsd:restriction base="dms:Note"/>
+      </xsd:simpleType>
+    </xsd:element>
+    <xsd:element name="MediaServiceObjectDetectorVersions" ma:index="13" nillable="true" ma:displayName="MediaServiceObjectDetectorVersions" ma:hidden="true" ma:indexed="true" ma:internalName="MediaServiceObjectDetectorVersions" ma:readOnly="true">
+      <xsd:simpleType>
+        <xsd:restriction base="dms:Text"/>
+      </xsd:simpleType>
+    </xsd:element>
+    <xsd:element name="MediaServiceDateTaken" ma:index="14" nillable="true" ma:displayName="MediaServiceDateTaken" ma:hidden="true" ma:indexed="true" ma:internalName="MediaServiceDateTaken" ma:readOnly="true">
+      <xsd:simpleType>
+        <xsd:restriction base="dms:Text"/>
+      </xsd:simpleType>
+    </xsd:element>
+    <xsd:element name="MediaServiceGenerationTime" ma:index="15" nillable="true" ma:displayName="MediaServiceGenerationTime" ma:hidden="true" ma:internalName="MediaServiceGenerationTime" ma:readOnly="true">
+      <xsd:simpleType>
+        <xsd:restriction base="dms:Text"/>
+      </xsd:simpleType>
+    </xsd:element>
+    <xsd:element name="MediaServiceEventHashCode" ma:index="16" nillable="true" ma:displayName="MediaServiceEventHashCode" ma:hidden="true" ma:internalName="MediaServiceEventHashCode" ma:readOnly="true">
+      <xsd:simpleType>
+        <xsd:restriction base="dms:Text"/>
+      </xsd:simpleType>
+    </xsd:element>
+    <xsd:element name="MediaLengthInSeconds" ma:index="17" nillable="true" ma:displayName="MediaLengthInSeconds" ma:hidden="true" ma:internalName="MediaLengthInSeconds" ma:readOnly="true">
+      <xsd:simpleType>
+        <xsd:restriction base="dms:Unknown"/>
+      </xsd:simpleType>
+    </xsd:element>
+    <xsd:element name="lcf76f155ced4ddcb4097134ff3c332f" ma:index="19" nillable="true" ma:taxonomy="true" ma:internalName="lcf76f155ced4ddcb4097134ff3c332f" ma:taxonomyFieldName="MediaServiceImageTags" ma:displayName="Etiquetas de imagen" ma:readOnly="false" ma:fieldId="{5cf76f15-5ced-4ddc-b409-7134ff3c332f}" ma:taxonomyMulti="true" ma:sspId="d33c8c81-5745-4931-bcc4-c2aeafe86780" ma:termSetId="09814cd3-568e-fe90-9814-8d621ff8fb84" ma:anchorId="fba54fb3-c3e1-fe81-a776-ca4b69148c4d" ma:open="true" ma:isKeyword="false">
+      <xsd:complexType>
+        <xsd:sequence>
+          <xsd:element ref="pc:Terms" minOccurs="0" maxOccurs="1"/>
+        </xsd:sequence>
+      </xsd:complexType>
+    </xsd:element>
+    <xsd:element name="MediaServiceOCR" ma:index="21" nillable="true" ma:displayName="Extracted Text" ma:internalName="MediaServiceOCR" ma:readOnly="true">
+      <xsd:simpleType>
+        <xsd:restriction base="dms:Note">
+          <xsd:maxLength value="255"/>
+        </xsd:restriction>
+      </xsd:simpleType>
+    </xsd:element>
+    <xsd:element name="MediaServiceLocation" ma:index="22" nillable="true" ma:displayName="Location" ma:description="" ma:indexed="true" ma:internalName="MediaServiceLocation" ma:readOnly="true">
+      <xsd:simpleType>
+        <xsd:restriction base="dms:Text"/>
+      </xsd:simpleType>
     </xsd:element>
   </xsd:schema>
   <xsd:schema xmlns="http://schemas.openxmlformats.org/package/2006/metadata/core-properties" xmlns:xsd="http://www.w3.org/2001/XMLSchema" xmlns:xsi="http://www.w3.org/2001/XMLSchema-instance" xmlns:dc="http://purl.org/dc/elements/1.1/" xmlns:dcterms="http://purl.org/dc/terms/" xmlns:odoc="http://schemas.microsoft.com/internal/obd" targetNamespace="http://schemas.openxmlformats.org/package/2006/metadata/core-properties" elementFormDefault="qualified" attributeFormDefault="unqualified" blockDefault="#all">
@@ -13937,11 +13971,18 @@
 </ct:contentTypeSchema>
 </file>
 
-<file path=customXml/item2.xml><?xml version="1.0" encoding="utf-8"?>
-<b:Sources xmlns:b="http://schemas.openxmlformats.org/officeDocument/2006/bibliography" xmlns="http://schemas.openxmlformats.org/officeDocument/2006/bibliography" SelectedStyle="\APASixthEditionOfficeOnline.xsl" StyleName="APA" Version="6"/>
+<file path=customXml/item3.xml><?xml version="1.0" encoding="utf-8"?>
+<p:properties xmlns:p="http://schemas.microsoft.com/office/2006/metadata/properties" xmlns:xsi="http://www.w3.org/2001/XMLSchema-instance" xmlns:pc="http://schemas.microsoft.com/office/infopath/2007/PartnerControls">
+  <documentManagement>
+    <TaxCatchAll xmlns="13c90a0b-73bc-4dc0-be5f-28d77b615beb" xsi:nil="true"/>
+    <lcf76f155ced4ddcb4097134ff3c332f xmlns="13c93bba-48ce-428c-bfe5-88b42c19b028">
+      <Terms xmlns="http://schemas.microsoft.com/office/infopath/2007/PartnerControls"/>
+    </lcf76f155ced4ddcb4097134ff3c332f>
+  </documentManagement>
+</p:properties>
 </file>
 
-<file path=customXml/item3.xml><?xml version="1.0" encoding="utf-8"?>
+<file path=customXml/item4.xml><?xml version="1.0" encoding="utf-8"?>
 <?mso-contentType ?>
 <FormTemplates xmlns="http://schemas.microsoft.com/sharepoint/v3/contenttype/forms">
   <Display>DocumentLibraryForm</Display>
@@ -13950,37 +13991,7 @@
 </FormTemplates>
 </file>
 
-<file path=customXml/item4.xml><?xml version="1.0" encoding="utf-8"?>
-<p:properties xmlns:p="http://schemas.microsoft.com/office/2006/metadata/properties" xmlns:xsi="http://www.w3.org/2001/XMLSchema-instance" xmlns:pc="http://schemas.microsoft.com/office/infopath/2007/PartnerControls">
-  <documentManagement>
-    <TaxCatchAll xmlns="adccf511-daff-4bcb-9072-914cedbf4c7e" xsi:nil="true"/>
-    <lcf76f155ced4ddcb4097134ff3c332f xmlns="a70d3c18-0869-45a1-9f75-4b4b8f0f32be">
-      <Terms xmlns="http://schemas.microsoft.com/office/infopath/2007/PartnerControls"/>
-    </lcf76f155ced4ddcb4097134ff3c332f>
-  </documentManagement>
-</p:properties>
-</file>
-
 <file path=customXml/itemProps1.xml><?xml version="1.0" encoding="utf-8"?>
-<ds:datastoreItem xmlns:ds="http://schemas.openxmlformats.org/officeDocument/2006/customXml" ds:itemID="{996434B9-CC1E-4468-A086-AA07C2AF1350}">
-  <ds:schemaRefs>
-    <ds:schemaRef ds:uri="http://schemas.microsoft.com/office/2006/metadata/contentType"/>
-    <ds:schemaRef ds:uri="http://schemas.microsoft.com/office/2006/metadata/properties/metaAttributes"/>
-    <ds:schemaRef ds:uri="http://www.w3.org/2001/XMLSchema"/>
-    <ds:schemaRef ds:uri="http://schemas.microsoft.com/office/2006/metadata/properties"/>
-    <ds:schemaRef ds:uri="a70d3c18-0869-45a1-9f75-4b4b8f0f32be"/>
-    <ds:schemaRef ds:uri="adccf511-daff-4bcb-9072-914cedbf4c7e"/>
-    <ds:schemaRef ds:uri="http://schemas.microsoft.com/office/2006/documentManagement/types"/>
-    <ds:schemaRef ds:uri="http://schemas.microsoft.com/office/infopath/2007/PartnerControls"/>
-    <ds:schemaRef ds:uri="http://schemas.openxmlformats.org/package/2006/metadata/core-properties"/>
-    <ds:schemaRef ds:uri="http://purl.org/dc/elements/1.1/"/>
-    <ds:schemaRef ds:uri="http://purl.org/dc/terms/"/>
-    <ds:schemaRef ds:uri="http://schemas.microsoft.com/internal/obd"/>
-  </ds:schemaRefs>
-</ds:datastoreItem>
-</file>
-
-<file path=customXml/itemProps2.xml><?xml version="1.0" encoding="utf-8"?>
 <ds:datastoreItem xmlns:ds="http://schemas.openxmlformats.org/officeDocument/2006/customXml" ds:itemID="{E8AB44A3-7C62-4BD2-82ED-8ABC209970FA}">
   <ds:schemaRefs>
     <ds:schemaRef ds:uri="http://schemas.openxmlformats.org/officeDocument/2006/bibliography"/>
@@ -13988,15 +13999,11 @@
 </ds:datastoreItem>
 </file>
 
-<file path=customXml/itemProps3.xml><?xml version="1.0" encoding="utf-8"?>
-<ds:datastoreItem xmlns:ds="http://schemas.openxmlformats.org/officeDocument/2006/customXml" ds:itemID="{81CBDEC1-3B00-44ED-AD36-0268077980BA}">
-  <ds:schemaRefs>
-    <ds:schemaRef ds:uri="http://schemas.microsoft.com/sharepoint/v3/contenttype/forms"/>
-  </ds:schemaRefs>
-</ds:datastoreItem>
+<file path=customXml/itemProps2.xml><?xml version="1.0" encoding="utf-8"?>
+<ds:datastoreItem xmlns:ds="http://schemas.openxmlformats.org/officeDocument/2006/customXml" ds:itemID="{5356100F-7F33-4A2C-89BF-3D8AA6A61C36}"/>
 </file>
 
-<file path=customXml/itemProps4.xml><?xml version="1.0" encoding="utf-8"?>
+<file path=customXml/itemProps3.xml><?xml version="1.0" encoding="utf-8"?>
 <ds:datastoreItem xmlns:ds="http://schemas.openxmlformats.org/officeDocument/2006/customXml" ds:itemID="{1145D752-ACC1-45E1-AB53-0C756F67FC7F}">
   <ds:schemaRefs>
     <ds:schemaRef ds:uri="http://schemas.microsoft.com/office/2006/metadata/properties"/>
@@ -14005,4 +14012,12 @@
     <ds:schemaRef ds:uri="a70d3c18-0869-45a1-9f75-4b4b8f0f32be"/>
   </ds:schemaRefs>
 </ds:datastoreItem>
+</file>
+
+<file path=customXml/itemProps4.xml><?xml version="1.0" encoding="utf-8"?>
+<ds:datastoreItem xmlns:ds="http://schemas.openxmlformats.org/officeDocument/2006/customXml" ds:itemID="{81CBDEC1-3B00-44ED-AD36-0268077980BA}">
+  <ds:schemaRefs>
+    <ds:schemaRef ds:uri="http://schemas.microsoft.com/sharepoint/v3/contenttype/forms"/>
+  </ds:schemaRefs>
+</ds:datastoreItem>
 </file>
--- a/fuentes/CFA1_124108_DU.docx
+++ b/fuentes/CFA1_124108_DU.docx
@@ -591,7 +591,7 @@
           <w:r>
             <w:fldChar w:fldCharType="separate"/>
           </w:r>
-          <w:hyperlink w:anchor="_Toc226536242" w:history="1">
+          <w:hyperlink w:anchor="_Toc227831811" w:history="1">
             <w:r>
               <w:rPr>
                 <w:rStyle w:val="Hipervnculo"/>
@@ -618,7 +618,7 @@
                 <w:noProof/>
                 <w:webHidden/>
               </w:rPr>
-              <w:instrText xml:space="preserve"> PAGEREF _Toc226536242 \h </w:instrText>
+              <w:instrText xml:space="preserve"> PAGEREF _Toc227831811 \h </w:instrText>
             </w:r>
             <w:r>
               <w:rPr>
@@ -664,7 +664,7 @@
               <w:lang w:eastAsia="es-CO"/>
             </w:rPr>
           </w:pPr>
-          <w:hyperlink w:anchor="_Toc226536243" w:history="1">
+          <w:hyperlink w:anchor="_Toc227831812" w:history="1">
             <w:r>
               <w:rPr>
                 <w:rStyle w:val="Hipervnculo"/>
@@ -708,7 +708,7 @@
                 <w:noProof/>
                 <w:webHidden/>
               </w:rPr>
-              <w:instrText xml:space="preserve"> PAGEREF _Toc226536243 \h </w:instrText>
+              <w:instrText xml:space="preserve"> PAGEREF _Toc227831812 \h </w:instrText>
             </w:r>
             <w:r>
               <w:rPr>
@@ -754,7 +754,7 @@
               <w:lang w:eastAsia="es-CO"/>
             </w:rPr>
           </w:pPr>
-          <w:hyperlink w:anchor="_Toc226536244" w:history="1">
+          <w:hyperlink w:anchor="_Toc227831813" w:history="1">
             <w:r>
               <w:rPr>
                 <w:rStyle w:val="Hipervnculo"/>
@@ -798,7 +798,7 @@
                 <w:noProof/>
                 <w:webHidden/>
               </w:rPr>
-              <w:instrText xml:space="preserve"> PAGEREF _Toc226536244 \h </w:instrText>
+              <w:instrText xml:space="preserve"> PAGEREF _Toc227831813 \h </w:instrText>
             </w:r>
             <w:r>
               <w:rPr>
@@ -844,7 +844,7 @@
               <w:lang w:eastAsia="es-CO"/>
             </w:rPr>
           </w:pPr>
-          <w:hyperlink w:anchor="_Toc226536245" w:history="1">
+          <w:hyperlink w:anchor="_Toc227831814" w:history="1">
             <w:r>
               <w:rPr>
                 <w:rStyle w:val="Hipervnculo"/>
@@ -888,7 +888,7 @@
                 <w:noProof/>
                 <w:webHidden/>
               </w:rPr>
-              <w:instrText xml:space="preserve"> PAGEREF _Toc226536245 \h </w:instrText>
+              <w:instrText xml:space="preserve"> PAGEREF _Toc227831814 \h </w:instrText>
             </w:r>
             <w:r>
               <w:rPr>
@@ -934,7 +934,7 @@
               <w:lang w:eastAsia="es-CO"/>
             </w:rPr>
           </w:pPr>
-          <w:hyperlink w:anchor="_Toc226536246" w:history="1">
+          <w:hyperlink w:anchor="_Toc227831815" w:history="1">
             <w:r>
               <w:rPr>
                 <w:rStyle w:val="Hipervnculo"/>
@@ -978,7 +978,7 @@
                 <w:noProof/>
                 <w:webHidden/>
               </w:rPr>
-              <w:instrText xml:space="preserve"> PAGEREF _Toc226536246 \h </w:instrText>
+              <w:instrText xml:space="preserve"> PAGEREF _Toc227831815 \h </w:instrText>
             </w:r>
             <w:r>
               <w:rPr>
@@ -1024,7 +1024,7 @@
               <w:lang w:eastAsia="es-CO"/>
             </w:rPr>
           </w:pPr>
-          <w:hyperlink w:anchor="_Toc226536247" w:history="1">
+          <w:hyperlink w:anchor="_Toc227831816" w:history="1">
             <w:r>
               <w:rPr>
                 <w:rStyle w:val="Hipervnculo"/>
@@ -1068,7 +1068,7 @@
                 <w:noProof/>
                 <w:webHidden/>
               </w:rPr>
-              <w:instrText xml:space="preserve"> PAGEREF _Toc226536247 \h </w:instrText>
+              <w:instrText xml:space="preserve"> PAGEREF _Toc227831816 \h </w:instrText>
             </w:r>
             <w:r>
               <w:rPr>
@@ -1114,7 +1114,7 @@
               <w:lang w:eastAsia="es-CO"/>
             </w:rPr>
           </w:pPr>
-          <w:hyperlink w:anchor="_Toc226536248" w:history="1">
+          <w:hyperlink w:anchor="_Toc227831817" w:history="1">
             <w:r>
               <w:rPr>
                 <w:rStyle w:val="Hipervnculo"/>
@@ -1158,7 +1158,7 @@
                 <w:noProof/>
                 <w:webHidden/>
               </w:rPr>
-              <w:instrText xml:space="preserve"> PAGEREF _Toc226536248 \h </w:instrText>
+              <w:instrText xml:space="preserve"> PAGEREF _Toc227831817 \h </w:instrText>
             </w:r>
             <w:r>
               <w:rPr>
@@ -1200,7 +1200,7 @@
               <w:lang w:eastAsia="es-CO"/>
             </w:rPr>
           </w:pPr>
-          <w:hyperlink w:anchor="_Toc226536249" w:history="1">
+          <w:hyperlink w:anchor="_Toc227831818" w:history="1">
             <w:r>
               <w:rPr>
                 <w:rStyle w:val="Hipervnculo"/>
@@ -1244,7 +1244,7 @@
                 <w:noProof/>
                 <w:webHidden/>
               </w:rPr>
-              <w:instrText xml:space="preserve"> PAGEREF _Toc226536249 \h </w:instrText>
+              <w:instrText xml:space="preserve"> PAGEREF _Toc227831818 \h </w:instrText>
             </w:r>
             <w:r>
               <w:rPr>
@@ -1290,7 +1290,7 @@
               <w:lang w:eastAsia="es-CO"/>
             </w:rPr>
           </w:pPr>
-          <w:hyperlink w:anchor="_Toc226536250" w:history="1">
+          <w:hyperlink w:anchor="_Toc227831819" w:history="1">
             <w:r>
               <w:rPr>
                 <w:rStyle w:val="Hipervnculo"/>
@@ -1350,7 +1350,7 @@
                 <w:noProof/>
                 <w:webHidden/>
               </w:rPr>
-              <w:instrText xml:space="preserve"> PAGEREF _Toc226536250 \h </w:instrText>
+              <w:instrText xml:space="preserve"> PAGEREF _Toc227831819 \h </w:instrText>
             </w:r>
             <w:r>
               <w:rPr>
@@ -1392,7 +1392,7 @@
               <w:lang w:eastAsia="es-CO"/>
             </w:rPr>
           </w:pPr>
-          <w:hyperlink w:anchor="_Toc226536251" w:history="1">
+          <w:hyperlink w:anchor="_Toc227831820" w:history="1">
             <w:r>
               <w:rPr>
                 <w:rStyle w:val="Hipervnculo"/>
@@ -1436,7 +1436,7 @@
                 <w:noProof/>
                 <w:webHidden/>
               </w:rPr>
-              <w:instrText xml:space="preserve"> PAGEREF _Toc226536251 \h </w:instrText>
+              <w:instrText xml:space="preserve"> PAGEREF _Toc227831820 \h </w:instrText>
             </w:r>
             <w:r>
               <w:rPr>
@@ -1478,7 +1478,7 @@
               <w:lang w:eastAsia="es-CO"/>
             </w:rPr>
           </w:pPr>
-          <w:hyperlink w:anchor="_Toc226536252" w:history="1">
+          <w:hyperlink w:anchor="_Toc227831821" w:history="1">
             <w:r>
               <w:rPr>
                 <w:rStyle w:val="Hipervnculo"/>
@@ -1522,7 +1522,7 @@
                 <w:noProof/>
                 <w:webHidden/>
               </w:rPr>
-              <w:instrText xml:space="preserve"> PAGEREF _Toc226536252 \h </w:instrText>
+              <w:instrText xml:space="preserve"> PAGEREF _Toc227831821 \h </w:instrText>
             </w:r>
             <w:r>
               <w:rPr>
@@ -1564,7 +1564,7 @@
               <w:lang w:eastAsia="es-CO"/>
             </w:rPr>
           </w:pPr>
-          <w:hyperlink w:anchor="_Toc226536253" w:history="1">
+          <w:hyperlink w:anchor="_Toc227831822" w:history="1">
             <w:r>
               <w:rPr>
                 <w:rStyle w:val="Hipervnculo"/>
@@ -1608,7 +1608,7 @@
                 <w:noProof/>
                 <w:webHidden/>
               </w:rPr>
-              <w:instrText xml:space="preserve"> PAGEREF _Toc226536253 \h </w:instrText>
+              <w:instrText xml:space="preserve"> PAGEREF _Toc227831822 \h </w:instrText>
             </w:r>
             <w:r>
               <w:rPr>
@@ -1650,7 +1650,7 @@
               <w:lang w:eastAsia="es-CO"/>
             </w:rPr>
           </w:pPr>
-          <w:hyperlink w:anchor="_Toc226536254" w:history="1">
+          <w:hyperlink w:anchor="_Toc227831823" w:history="1">
             <w:r>
               <w:rPr>
                 <w:rStyle w:val="Hipervnculo"/>
@@ -1694,7 +1694,7 @@
                 <w:noProof/>
                 <w:webHidden/>
               </w:rPr>
-              <w:instrText xml:space="preserve"> PAGEREF _Toc226536254 \h </w:instrText>
+              <w:instrText xml:space="preserve"> PAGEREF _Toc227831823 \h </w:instrText>
             </w:r>
             <w:r>
               <w:rPr>
@@ -1739,7 +1739,7 @@
               <w:lang w:eastAsia="es-CO"/>
             </w:rPr>
           </w:pPr>
-          <w:hyperlink w:anchor="_Toc226536255" w:history="1">
+          <w:hyperlink w:anchor="_Toc227831824" w:history="1">
             <w:r>
               <w:rPr>
                 <w:rStyle w:val="Hipervnculo"/>
@@ -1766,7 +1766,7 @@
                 <w:noProof/>
                 <w:webHidden/>
               </w:rPr>
-              <w:instrText xml:space="preserve"> PAGEREF _Toc226536255 \h </w:instrText>
+              <w:instrText xml:space="preserve"> PAGEREF _Toc227831824 \h </w:instrText>
             </w:r>
             <w:r>
               <w:rPr>
@@ -1811,7 +1811,7 @@
               <w:lang w:eastAsia="es-CO"/>
             </w:rPr>
           </w:pPr>
-          <w:hyperlink w:anchor="_Toc226536256" w:history="1">
+          <w:hyperlink w:anchor="_Toc227831825" w:history="1">
             <w:r>
               <w:rPr>
                 <w:rStyle w:val="Hipervnculo"/>
@@ -1838,7 +1838,7 @@
                 <w:noProof/>
                 <w:webHidden/>
               </w:rPr>
-              <w:instrText xml:space="preserve"> PAGEREF _Toc226536256 \h </w:instrText>
+              <w:instrText xml:space="preserve"> PAGEREF _Toc227831825 \h </w:instrText>
             </w:r>
             <w:r>
               <w:rPr>
@@ -1858,7 +1858,7 @@
                 <w:noProof/>
                 <w:webHidden/>
               </w:rPr>
-              <w:t>28</w:t>
+              <w:t>29</w:t>
             </w:r>
             <w:r>
               <w:rPr>
@@ -1883,7 +1883,7 @@
               <w:lang w:eastAsia="es-CO"/>
             </w:rPr>
           </w:pPr>
-          <w:hyperlink w:anchor="_Toc226536257" w:history="1">
+          <w:hyperlink w:anchor="_Toc227831826" w:history="1">
             <w:r>
               <w:rPr>
                 <w:rStyle w:val="Hipervnculo"/>
@@ -1910,7 +1910,7 @@
                 <w:noProof/>
                 <w:webHidden/>
               </w:rPr>
-              <w:instrText xml:space="preserve"> PAGEREF _Toc226536257 \h </w:instrText>
+              <w:instrText xml:space="preserve"> PAGEREF _Toc227831826 \h </w:instrText>
             </w:r>
             <w:r>
               <w:rPr>
@@ -1930,7 +1930,7 @@
                 <w:noProof/>
                 <w:webHidden/>
               </w:rPr>
-              <w:t>29</w:t>
+              <w:t>30</w:t>
             </w:r>
             <w:r>
               <w:rPr>
@@ -1955,7 +1955,7 @@
               <w:lang w:eastAsia="es-CO"/>
             </w:rPr>
           </w:pPr>
-          <w:hyperlink w:anchor="_Toc226536258" w:history="1">
+          <w:hyperlink w:anchor="_Toc227831827" w:history="1">
             <w:r>
               <w:rPr>
                 <w:rStyle w:val="Hipervnculo"/>
@@ -1982,7 +1982,7 @@
                 <w:noProof/>
                 <w:webHidden/>
               </w:rPr>
-              <w:instrText xml:space="preserve"> PAGEREF _Toc226536258 \h </w:instrText>
+              <w:instrText xml:space="preserve"> PAGEREF _Toc227831827 \h </w:instrText>
             </w:r>
             <w:r>
               <w:rPr>
@@ -2002,7 +2002,7 @@
                 <w:noProof/>
                 <w:webHidden/>
               </w:rPr>
-              <w:t>31</w:t>
+              <w:t>32</w:t>
             </w:r>
             <w:r>
               <w:rPr>
@@ -2047,7 +2047,7 @@
       <w:pPr>
         <w:pStyle w:val="Titulosgenerales"/>
       </w:pPr>
-      <w:bookmarkStart w:id="0" w:name="_Toc226536242"/>
+      <w:bookmarkStart w:id="0" w:name="_Toc227831811"/>
       <w:r>
         <w:lastRenderedPageBreak/>
         <w:t>Introducción</w:t>
@@ -2090,7 +2090,7 @@
           <w:noProof/>
         </w:rPr>
         <w:drawing>
-          <wp:inline distT="0" distB="0" distL="0" distR="0" wp14:anchorId="0C5228ED" wp14:editId="0227025E">
+          <wp:inline distT="0" distB="0" distL="0" distR="0" wp14:anchorId="0C5228ED" wp14:editId="23E20365">
             <wp:extent cx="4772508" cy="2684536"/>
             <wp:effectExtent l="0" t="0" r="0" b="1905"/>
             <wp:docPr id="1" name="Imagen 1">
@@ -2258,7 +2258,14 @@
                 <w:lang w:val="es-419"/>
               </w:rPr>
               <w:lastRenderedPageBreak/>
-              <w:t>Síntesis del video:</w:t>
+              <w:t>Transcripción</w:t>
+            </w:r>
+            <w:r>
+              <w:rPr>
+                <w:b/>
+                <w:lang w:val="es-419"/>
+              </w:rPr>
+              <w:t xml:space="preserve"> del video:</w:t>
             </w:r>
             <w:r>
               <w:rPr>
@@ -2585,7 +2592,7 @@
       <w:pPr>
         <w:pStyle w:val="Ttulo1"/>
       </w:pPr>
-      <w:bookmarkStart w:id="1" w:name="_Toc226536243"/>
+      <w:bookmarkStart w:id="1" w:name="_Toc227831812"/>
       <w:r>
         <w:lastRenderedPageBreak/>
         <w:t>Introducción al mercadeo</w:t>
@@ -2796,19 +2803,7 @@
         <w:rPr>
           <w:lang w:val="es-419" w:eastAsia="es-CO"/>
         </w:rPr>
-        <w:t xml:space="preserve"> es un proceso social y directivo mediante el que los individuos y las organizaciones obtienen lo que necesitan y desean a través de la creación y el intercambio de valor con los demás” (p.</w:t>
-      </w:r>
-      <w:r>
-        <w:rPr>
-          <w:lang w:val="es-419" w:eastAsia="es-CO"/>
-        </w:rPr>
-        <w:t xml:space="preserve"> </w:t>
-      </w:r>
-      <w:r>
-        <w:rPr>
-          <w:lang w:val="es-419" w:eastAsia="es-CO"/>
-        </w:rPr>
-        <w:t>5).</w:t>
+        <w:t xml:space="preserve"> es un proceso social y directivo mediante el que los individuos y las organizaciones obtienen lo que necesitan y desean a través de la creación y el intercambio de valor con los demás” (p.5).</w:t>
       </w:r>
     </w:p>
     <w:p>
@@ -3235,7 +3230,14 @@
                 <w:b/>
                 <w:lang w:val="es-419"/>
               </w:rPr>
-              <w:t>Síntesis del video:</w:t>
+              <w:t>Transcripción</w:t>
+            </w:r>
+            <w:r>
+              <w:rPr>
+                <w:b/>
+                <w:lang w:val="es-419"/>
+              </w:rPr>
+              <w:t xml:space="preserve"> del video:</w:t>
             </w:r>
             <w:r>
               <w:rPr>
@@ -3819,7 +3821,7 @@
       <w:pPr>
         <w:pStyle w:val="Ttulo1"/>
       </w:pPr>
-      <w:bookmarkStart w:id="2" w:name="_Toc226536244"/>
+      <w:bookmarkStart w:id="2" w:name="_Toc227831813"/>
       <w:r>
         <w:lastRenderedPageBreak/>
         <w:t>Tipos de mercadeo</w:t>
@@ -4004,7 +4006,7 @@
       <w:pPr>
         <w:pStyle w:val="Ttulo1"/>
       </w:pPr>
-      <w:bookmarkStart w:id="3" w:name="_Toc226536245"/>
+      <w:bookmarkStart w:id="3" w:name="_Toc227831814"/>
       <w:r>
         <w:lastRenderedPageBreak/>
         <w:t>Importancia del mercadeo</w:t>
@@ -4039,7 +4041,7 @@
         <w:rPr>
           <w:lang w:val="es-419" w:eastAsia="es-CO"/>
         </w:rPr>
-        <w:t>¿Qué es lo que se va a vender?</w:t>
+        <w:t>¿Qué se va a vender?</w:t>
       </w:r>
     </w:p>
     <w:p>
@@ -4306,7 +4308,7 @@
       <w:pPr>
         <w:pStyle w:val="Ttulo1"/>
       </w:pPr>
-      <w:bookmarkStart w:id="4" w:name="_Toc226536246"/>
+      <w:bookmarkStart w:id="4" w:name="_Toc227831815"/>
       <w:r>
         <w:lastRenderedPageBreak/>
         <w:t>Variables del mercado</w:t>
@@ -4832,7 +4834,7 @@
       <w:pPr>
         <w:pStyle w:val="Ttulo1"/>
       </w:pPr>
-      <w:bookmarkStart w:id="5" w:name="_Toc226536247"/>
+      <w:bookmarkStart w:id="5" w:name="_Toc227831816"/>
       <w:r>
         <w:t>Plan estratégico de mercadeo</w:t>
       </w:r>
@@ -5326,33 +5328,11 @@
     <w:p>
       <w:pPr>
         <w:pStyle w:val="Prrafodelista"/>
-        <w:numPr>
-          <w:ilvl w:val="0"/>
-          <w:numId w:val="24"/>
-        </w:numPr>
-        <w:rPr>
-          <w:lang w:val="es-419" w:eastAsia="es-CO"/>
-        </w:rPr>
-      </w:pPr>
-      <w:r>
-        <w:rPr>
-          <w:lang w:val="es-419" w:eastAsia="es-CO"/>
-        </w:rPr>
-        <w:t>Unidad de negocio</w:t>
-      </w:r>
-    </w:p>
-    <w:p>
-      <w:pPr>
-        <w:rPr>
-          <w:lang w:val="es-419" w:eastAsia="es-CO"/>
-        </w:rPr>
-      </w:pPr>
-      <w:r>
-        <w:rPr>
-          <w:lang w:val="es-419" w:eastAsia="es-CO"/>
-        </w:rPr>
-        <w:t>Se definen una serie de actividades, sobre las cuales se deben planear estrategias para cada una.</w:t>
-      </w:r>
+        <w:ind w:left="1429" w:firstLine="0"/>
+        <w:rPr>
+          <w:lang w:val="es-419" w:eastAsia="es-CO"/>
+        </w:rPr>
+      </w:pPr>
     </w:p>
     <w:p>
       <w:pPr>
@@ -5369,80 +5349,20 @@
         <w:rPr>
           <w:lang w:val="es-419" w:eastAsia="es-CO"/>
         </w:rPr>
-        <w:t>Funcional</w:t>
-      </w:r>
-    </w:p>
-    <w:p>
-      <w:pPr>
-        <w:rPr>
-          <w:lang w:val="es-419" w:eastAsia="es-CO"/>
-        </w:rPr>
-      </w:pPr>
-      <w:r>
-        <w:rPr>
-          <w:lang w:val="es-419" w:eastAsia="es-CO"/>
-        </w:rPr>
-        <w:t>Da cuenta de las actividades funcionales de la empresa como son producción, las finanzas y el mercadeo.</w:t>
-      </w:r>
-      <w:r>
-        <w:rPr>
-          <w:lang w:val="es-419" w:eastAsia="es-CO"/>
-        </w:rPr>
-        <w:br w:type="page"/>
-      </w:r>
-    </w:p>
-    <w:p>
-      <w:pPr>
-        <w:rPr>
-          <w:lang w:val="es-419" w:eastAsia="es-CO"/>
-        </w:rPr>
-      </w:pPr>
-      <w:r>
-        <w:rPr>
-          <w:b/>
-          <w:bCs/>
-          <w:lang w:val="es-419" w:eastAsia="es-CO"/>
-        </w:rPr>
-        <w:lastRenderedPageBreak/>
-        <w:t>Ejecución</w:t>
-      </w:r>
-    </w:p>
-    <w:p>
-      <w:pPr>
-        <w:rPr>
-          <w:lang w:val="es-419" w:eastAsia="es-CO"/>
-        </w:rPr>
-      </w:pPr>
-      <w:r>
-        <w:rPr>
-          <w:lang w:val="es-419" w:eastAsia="es-CO"/>
-        </w:rPr>
-        <w:t xml:space="preserve">Se trata de decidir las acciones que concretan la estrategia de </w:t>
-      </w:r>
-      <w:r>
-        <w:rPr>
-          <w:rStyle w:val="Extranjerismo"/>
-        </w:rPr>
-        <w:t>marketing</w:t>
-      </w:r>
-      <w:r>
-        <w:rPr>
-          <w:lang w:val="es-419" w:eastAsia="es-CO"/>
-        </w:rPr>
-        <w:t>, especificando público objetivo, pronóstico de demanda, plazos previstos, recursos humanos, materiales y financieros.</w:t>
-      </w:r>
-    </w:p>
-    <w:p>
-      <w:pPr>
-        <w:rPr>
-          <w:lang w:val="es-419" w:eastAsia="es-CO"/>
-        </w:rPr>
-      </w:pPr>
-      <w:r>
-        <w:rPr>
-          <w:lang w:val="es-419" w:eastAsia="es-CO"/>
-        </w:rPr>
-        <w:t>Los planes de acción pueden estar definidos sobre:</w:t>
+        <w:t>Unidad de negocio</w:t>
+      </w:r>
+    </w:p>
+    <w:p>
+      <w:pPr>
+        <w:rPr>
+          <w:lang w:val="es-419" w:eastAsia="es-CO"/>
+        </w:rPr>
+      </w:pPr>
+      <w:r>
+        <w:rPr>
+          <w:lang w:val="es-419" w:eastAsia="es-CO"/>
+        </w:rPr>
+        <w:t>Se definen una serie de actividades, sobre las cuales se deben planear estrategias para cada una.</w:t>
       </w:r>
     </w:p>
     <w:p>
@@ -5460,13 +5380,80 @@
         <w:rPr>
           <w:lang w:val="es-419" w:eastAsia="es-CO"/>
         </w:rPr>
-        <w:t>El producto</w:t>
-      </w:r>
-      <w:r>
-        <w:rPr>
-          <w:lang w:val="es-419" w:eastAsia="es-CO"/>
-        </w:rPr>
-        <w:t>.</w:t>
+        <w:t>Funcional</w:t>
+      </w:r>
+    </w:p>
+    <w:p>
+      <w:pPr>
+        <w:rPr>
+          <w:lang w:val="es-419" w:eastAsia="es-CO"/>
+        </w:rPr>
+      </w:pPr>
+      <w:r>
+        <w:rPr>
+          <w:lang w:val="es-419" w:eastAsia="es-CO"/>
+        </w:rPr>
+        <w:t>Da cuenta de las actividades funcionales de la empresa como son producción, las finanzas y el mercadeo.</w:t>
+      </w:r>
+      <w:r>
+        <w:rPr>
+          <w:lang w:val="es-419" w:eastAsia="es-CO"/>
+        </w:rPr>
+        <w:br w:type="page"/>
+      </w:r>
+    </w:p>
+    <w:p>
+      <w:pPr>
+        <w:rPr>
+          <w:lang w:val="es-419" w:eastAsia="es-CO"/>
+        </w:rPr>
+      </w:pPr>
+      <w:r>
+        <w:rPr>
+          <w:b/>
+          <w:bCs/>
+          <w:lang w:val="es-419" w:eastAsia="es-CO"/>
+        </w:rPr>
+        <w:lastRenderedPageBreak/>
+        <w:t>Ejecución</w:t>
+      </w:r>
+    </w:p>
+    <w:p>
+      <w:pPr>
+        <w:rPr>
+          <w:lang w:val="es-419" w:eastAsia="es-CO"/>
+        </w:rPr>
+      </w:pPr>
+      <w:r>
+        <w:rPr>
+          <w:lang w:val="es-419" w:eastAsia="es-CO"/>
+        </w:rPr>
+        <w:t xml:space="preserve">Se trata de decidir las acciones que concretan la estrategia de </w:t>
+      </w:r>
+      <w:r>
+        <w:rPr>
+          <w:rStyle w:val="Extranjerismo"/>
+        </w:rPr>
+        <w:t>marketing</w:t>
+      </w:r>
+      <w:r>
+        <w:rPr>
+          <w:lang w:val="es-419" w:eastAsia="es-CO"/>
+        </w:rPr>
+        <w:t>, especificando público objetivo, pronóstico de demanda, plazos previstos, recursos humanos, materiales y financieros.</w:t>
+      </w:r>
+    </w:p>
+    <w:p>
+      <w:pPr>
+        <w:rPr>
+          <w:lang w:val="es-419" w:eastAsia="es-CO"/>
+        </w:rPr>
+      </w:pPr>
+      <w:r>
+        <w:rPr>
+          <w:lang w:val="es-419" w:eastAsia="es-CO"/>
+        </w:rPr>
+        <w:t>Los planes de acción pueden estar definidos sobre:</w:t>
       </w:r>
     </w:p>
     <w:p>
@@ -5484,7 +5471,7 @@
         <w:rPr>
           <w:lang w:val="es-419" w:eastAsia="es-CO"/>
         </w:rPr>
-        <w:t>El precio</w:t>
+        <w:t>El producto</w:t>
       </w:r>
       <w:r>
         <w:rPr>
@@ -5508,7 +5495,7 @@
         <w:rPr>
           <w:lang w:val="es-419" w:eastAsia="es-CO"/>
         </w:rPr>
-        <w:t>Distribución y fuerza de venta</w:t>
+        <w:t>El precio</w:t>
       </w:r>
       <w:r>
         <w:rPr>
@@ -5532,6 +5519,30 @@
         <w:rPr>
           <w:lang w:val="es-419" w:eastAsia="es-CO"/>
         </w:rPr>
+        <w:t>Distribución y fuerza de venta</w:t>
+      </w:r>
+      <w:r>
+        <w:rPr>
+          <w:lang w:val="es-419" w:eastAsia="es-CO"/>
+        </w:rPr>
+        <w:t>.</w:t>
+      </w:r>
+    </w:p>
+    <w:p>
+      <w:pPr>
+        <w:pStyle w:val="Prrafodelista"/>
+        <w:numPr>
+          <w:ilvl w:val="0"/>
+          <w:numId w:val="24"/>
+        </w:numPr>
+        <w:rPr>
+          <w:lang w:val="es-419" w:eastAsia="es-CO"/>
+        </w:rPr>
+      </w:pPr>
+      <w:r>
+        <w:rPr>
+          <w:lang w:val="es-419" w:eastAsia="es-CO"/>
+        </w:rPr>
         <w:t>La comunicación</w:t>
       </w:r>
       <w:r>
@@ -5690,7 +5701,7 @@
       <w:pPr>
         <w:pStyle w:val="Ttulo1"/>
       </w:pPr>
-      <w:bookmarkStart w:id="6" w:name="_Toc226536248"/>
+      <w:bookmarkStart w:id="6" w:name="_Toc227831817"/>
       <w:r>
         <w:lastRenderedPageBreak/>
         <w:t>Análisis de competencia</w:t>
@@ -5711,7 +5722,7 @@
       <w:pPr>
         <w:pStyle w:val="Ttulo2"/>
       </w:pPr>
-      <w:bookmarkStart w:id="7" w:name="_Toc226536249"/>
+      <w:bookmarkStart w:id="7" w:name="_Toc227831818"/>
       <w:r>
         <w:t>Dimensiones en el análisis de la competencia</w:t>
       </w:r>
@@ -5945,7 +5956,19 @@
         <w:rPr>
           <w:lang w:val="es-419" w:eastAsia="es-CO"/>
         </w:rPr>
-        <w:t>Identificar la estrategia comunicativa, el target, elementos de la promesa de valor y todos aquellos elementos comunicativos diferenciadores de la marca.</w:t>
+        <w:t xml:space="preserve">Identificar la estrategia comunicativa, el </w:t>
+      </w:r>
+      <w:r>
+        <w:rPr>
+          <w:rStyle w:val="Extranjerismo"/>
+        </w:rPr>
+        <w:t>target</w:t>
+      </w:r>
+      <w:r>
+        <w:rPr>
+          <w:lang w:val="es-419" w:eastAsia="es-CO"/>
+        </w:rPr>
+        <w:t>, elementos de la promesa de valor y todos aquellos elementos comunicativos diferenciadores de la marca.</w:t>
       </w:r>
     </w:p>
     <w:p>
@@ -6092,7 +6115,7 @@
       <w:pPr>
         <w:pStyle w:val="Ttulo1"/>
       </w:pPr>
-      <w:bookmarkStart w:id="8" w:name="_Toc226536250"/>
+      <w:bookmarkStart w:id="8" w:name="_Toc227831819"/>
       <w:r>
         <w:lastRenderedPageBreak/>
         <w:t xml:space="preserve">Marco legal vigente, </w:t>
@@ -6173,7 +6196,7 @@
       <w:pPr>
         <w:pStyle w:val="Ttulo2"/>
       </w:pPr>
-      <w:bookmarkStart w:id="9" w:name="_Toc226536251"/>
+      <w:bookmarkStart w:id="9" w:name="_Toc227831820"/>
       <w:r>
         <w:lastRenderedPageBreak/>
         <w:t>Generalidades del comercio electrónico</w:t>
@@ -6360,7 +6383,7 @@
       <w:pPr>
         <w:pStyle w:val="Ttulo2"/>
       </w:pPr>
-      <w:bookmarkStart w:id="10" w:name="_Toc226536252"/>
+      <w:bookmarkStart w:id="10" w:name="_Toc227831821"/>
       <w:r>
         <w:t>Características del comercio electrónico</w:t>
       </w:r>
@@ -6657,7 +6680,7 @@
       <w:pPr>
         <w:pStyle w:val="Ttulo2"/>
       </w:pPr>
-      <w:bookmarkStart w:id="11" w:name="_Toc226536253"/>
+      <w:bookmarkStart w:id="11" w:name="_Toc227831822"/>
       <w:r>
         <w:t>Regulación del comercio electrónico</w:t>
       </w:r>
@@ -6678,6 +6701,11 @@
     </w:p>
     <w:p>
       <w:pPr>
+        <w:pStyle w:val="Prrafodelista"/>
+        <w:numPr>
+          <w:ilvl w:val="0"/>
+          <w:numId w:val="28"/>
+        </w:numPr>
         <w:rPr>
           <w:lang w:val="es-419" w:eastAsia="es-CO"/>
         </w:rPr>
@@ -6703,6 +6731,11 @@
     </w:p>
     <w:p>
       <w:pPr>
+        <w:pStyle w:val="Prrafodelista"/>
+        <w:numPr>
+          <w:ilvl w:val="0"/>
+          <w:numId w:val="28"/>
+        </w:numPr>
         <w:rPr>
           <w:lang w:val="es-419" w:eastAsia="es-CO"/>
         </w:rPr>
@@ -6729,6 +6762,11 @@
     </w:p>
     <w:p>
       <w:pPr>
+        <w:pStyle w:val="Prrafodelista"/>
+        <w:numPr>
+          <w:ilvl w:val="0"/>
+          <w:numId w:val="28"/>
+        </w:numPr>
         <w:rPr>
           <w:lang w:val="es-419" w:eastAsia="es-CO"/>
         </w:rPr>
@@ -6744,7 +6782,7 @@
       <w:pPr>
         <w:pStyle w:val="Ttulo2"/>
       </w:pPr>
-      <w:bookmarkStart w:id="12" w:name="_Toc226536254"/>
+      <w:bookmarkStart w:id="12" w:name="_Toc227831823"/>
       <w:r>
         <w:t>Normatividad del comercio electrónico</w:t>
       </w:r>
@@ -7058,7 +7096,7 @@
       <w:pPr>
         <w:pStyle w:val="Titulosgenerales"/>
       </w:pPr>
-      <w:bookmarkStart w:id="13" w:name="_Toc226536255"/>
+      <w:bookmarkStart w:id="13" w:name="_Toc227831824"/>
       <w:r>
         <w:lastRenderedPageBreak/>
         <w:t>S</w:t>
@@ -7105,14 +7143,13 @@
       </w:pPr>
       <w:r>
         <w:rPr>
-          <w:noProof/>
           <w:lang w:val="es-419" w:eastAsia="es-CO"/>
         </w:rPr>
         <w:drawing>
-          <wp:inline distT="0" distB="0" distL="0" distR="0" wp14:anchorId="77714846" wp14:editId="46356FBA">
-            <wp:extent cx="5880388" cy="2231558"/>
-            <wp:effectExtent l="0" t="0" r="6350" b="0"/>
-            <wp:docPr id="1885241070" name="Imagen 5" descr="Esquema jerárquico titulado “Fundamentos del mercadeo”, del cual se desprenden varios componentes principales organizados en bloques: inducción al mercadeo, tipos de mercadeo, importancia del mercadeo, variables del mercadeo, plan estratégico del mercadeo, análisis de competencia y un apartado sobre el marco legal vigente del e-commerce y redes sociales; este último se desarrolla en subtemas que incluyen generalidades, características, regulación y normatividad del comercio electrónico, mostrando así una estructura integral de los elementos clave que conforman el estudio del mercadeo."/>
+          <wp:inline distT="0" distB="0" distL="0" distR="0" wp14:anchorId="1129F105" wp14:editId="318A5B6C">
+            <wp:extent cx="5753100" cy="2457704"/>
+            <wp:effectExtent l="0" t="0" r="0" b="0"/>
+            <wp:docPr id="208503106" name="Imagen 1" descr="Esquema jerárquico titulado “Fundamentos del mercadeo”, del cual se desprenden varios componentes principales organizados en bloques: inducción al mercadeo, tipos de mercadeo, importancia del mercadeo, variables del mercadeo, plan estratégico del mercadeo, análisis de competencia y un apartado sobre el marco legal vigente del e-commerce y redes sociales; este último se desarrolla en subtemas que incluyen generalidades, características, regulación y normatividad del comercio electrónico, mostrando así una estructura integral de los elementos clave que conforman el estudio del mercadeo"/>
             <wp:cNvGraphicFramePr>
               <a:graphicFrameLocks xmlns:a="http://schemas.openxmlformats.org/drawingml/2006/main" noChangeAspect="1"/>
             </wp:cNvGraphicFramePr>
@@ -7120,33 +7157,23 @@
               <a:graphicData uri="http://schemas.openxmlformats.org/drawingml/2006/picture">
                 <pic:pic xmlns:pic="http://schemas.openxmlformats.org/drawingml/2006/picture">
                   <pic:nvPicPr>
-                    <pic:cNvPr id="1885241070" name="Imagen 5" descr="Esquema jerárquico titulado “Fundamentos del mercadeo”, del cual se desprenden varios componentes principales organizados en bloques: inducción al mercadeo, tipos de mercadeo, importancia del mercadeo, variables del mercadeo, plan estratégico del mercadeo, análisis de competencia y un apartado sobre el marco legal vigente del e-commerce y redes sociales; este último se desarrolla en subtemas que incluyen generalidades, características, regulación y normatividad del comercio electrónico, mostrando así una estructura integral de los elementos clave que conforman el estudio del mercadeo."/>
-                    <pic:cNvPicPr>
-                      <a:picLocks noChangeAspect="1" noChangeArrowheads="1"/>
-                    </pic:cNvPicPr>
+                    <pic:cNvPr id="208503106" name="Imagen 1" descr="Esquema jerárquico titulado “Fundamentos del mercadeo”, del cual se desprenden varios componentes principales organizados en bloques: inducción al mercadeo, tipos de mercadeo, importancia del mercadeo, variables del mercadeo, plan estratégico del mercadeo, análisis de competencia y un apartado sobre el marco legal vigente del e-commerce y redes sociales; este último se desarrolla en subtemas que incluyen generalidades, características, regulación y normatividad del comercio electrónico, mostrando así una estructura integral de los elementos clave que conforman el estudio del mercadeo"/>
+                    <pic:cNvPicPr/>
                   </pic:nvPicPr>
                   <pic:blipFill>
-                    <a:blip r:embed="rId17">
-                      <a:extLst>
-                        <a:ext uri="{28A0092B-C50C-407E-A947-70E740481C1C}">
-                          <a14:useLocalDpi xmlns:a14="http://schemas.microsoft.com/office/drawing/2010/main" val="0"/>
-                        </a:ext>
-                      </a:extLst>
-                    </a:blip>
-                    <a:srcRect/>
+                    <a:blip r:embed="rId17"/>
                     <a:stretch>
                       <a:fillRect/>
                     </a:stretch>
                   </pic:blipFill>
-                  <pic:spPr bwMode="auto">
+                  <pic:spPr>
                     <a:xfrm>
                       <a:off x="0" y="0"/>
-                      <a:ext cx="5907121" cy="2241703"/>
+                      <a:ext cx="5776485" cy="2467694"/>
                     </a:xfrm>
                     <a:prstGeom prst="rect">
                       <a:avLst/>
                     </a:prstGeom>
-                    <a:noFill/>
                   </pic:spPr>
                 </pic:pic>
               </a:graphicData>
@@ -7157,6 +7184,13 @@
     </w:p>
     <w:p>
       <w:pPr>
+        <w:rPr>
+          <w:lang w:val="es-419" w:eastAsia="es-CO"/>
+        </w:rPr>
+      </w:pPr>
+    </w:p>
+    <w:p>
+      <w:pPr>
         <w:ind w:firstLine="0"/>
         <w:rPr>
           <w:lang w:val="es-419" w:eastAsia="es-CO"/>
@@ -7180,7 +7214,7 @@
       <w:pPr>
         <w:pStyle w:val="Titulosgenerales"/>
       </w:pPr>
-      <w:bookmarkStart w:id="14" w:name="_Toc226536256"/>
+      <w:bookmarkStart w:id="14" w:name="_Toc227831825"/>
       <w:r>
         <w:lastRenderedPageBreak/>
         <w:t>Glosario</w:t>
@@ -7276,7 +7310,7 @@
       <w:pPr>
         <w:pStyle w:val="Titulosgenerales"/>
       </w:pPr>
-      <w:bookmarkStart w:id="15" w:name="_Toc226536257"/>
+      <w:bookmarkStart w:id="15" w:name="_Toc227831826"/>
       <w:r>
         <w:lastRenderedPageBreak/>
         <w:t>Referencias bibliográficas</w:t>
@@ -7287,10 +7321,6 @@
       </w:r>
     </w:p>
     <w:p>
-      <w:pPr>
-        <w:spacing w:before="0" w:after="160" w:line="259" w:lineRule="auto"/>
-        <w:ind w:firstLine="0"/>
-      </w:pPr>
       <w:r>
         <w:t xml:space="preserve">American Marketing </w:t>
       </w:r>
@@ -7332,10 +7362,6 @@
       </w:r>
     </w:p>
     <w:p>
-      <w:pPr>
-        <w:spacing w:before="0" w:after="160" w:line="259" w:lineRule="auto"/>
-        <w:ind w:firstLine="0"/>
-      </w:pPr>
       <w:r>
         <w:t xml:space="preserve">Baena, V. y Moreno, F. (2010). Instrumentos de </w:t>
       </w:r>
@@ -7359,37 +7385,21 @@
       </w:r>
     </w:p>
     <w:p>
-      <w:pPr>
-        <w:spacing w:before="0" w:after="160" w:line="259" w:lineRule="auto"/>
-        <w:ind w:firstLine="0"/>
-      </w:pPr>
       <w:r>
         <w:t>Congreso de la República de Colombia. (1999, 21 de agosto). Ley 527 de 1999: por medio de la cual se define y reglamenta el acceso y uso de los mensajes de datos, del comercio electrónico y de las firmas digitales, y se establecen las entidades de certificación y se dictan otras disposiciones.</w:t>
       </w:r>
     </w:p>
     <w:p>
-      <w:pPr>
-        <w:spacing w:before="0" w:after="160" w:line="259" w:lineRule="auto"/>
-        <w:ind w:firstLine="0"/>
-      </w:pPr>
       <w:r>
         <w:t>CONPES 3620 de 2009 [Departamento de Planeación de Colombia]. Por el cual se establecen las políticas para el desarrollo e impulso del comercio electrónico en Colombia. Noviembre 9 de 2009.</w:t>
       </w:r>
     </w:p>
     <w:p>
-      <w:pPr>
-        <w:spacing w:before="0" w:after="160" w:line="259" w:lineRule="auto"/>
-        <w:ind w:firstLine="0"/>
-      </w:pPr>
       <w:r>
         <w:t xml:space="preserve">Decreto 1747 de 2000 [Presidencia de la República de Colombia]. Por la cual por el cual se reglamenta parcialmente la Ley 527 de 1999, en lo relacionado con las entidades de certificación, los certificados y las firmas digitales. Septiembre 11 de 2000. </w:t>
       </w:r>
     </w:p>
     <w:p>
-      <w:pPr>
-        <w:spacing w:before="0" w:after="160" w:line="259" w:lineRule="auto"/>
-        <w:ind w:firstLine="0"/>
-      </w:pPr>
       <w:r>
         <w:t xml:space="preserve">Iniestra, L. (2015). Implementación de mercadotecnia digital a una empresa de chocolate </w:t>
       </w:r>
@@ -7415,10 +7425,6 @@
       </w:r>
     </w:p>
     <w:p>
-      <w:pPr>
-        <w:spacing w:before="0" w:after="160" w:line="259" w:lineRule="auto"/>
-        <w:ind w:firstLine="0"/>
-      </w:pPr>
       <w:r>
         <w:t xml:space="preserve">Kotler, P. y Armstrong, G. (2013). Fundamentos de </w:t>
       </w:r>
@@ -7433,10 +7439,6 @@
       </w:r>
     </w:p>
     <w:p>
-      <w:pPr>
-        <w:spacing w:before="0" w:after="160" w:line="259" w:lineRule="auto"/>
-        <w:ind w:firstLine="0"/>
-      </w:pPr>
       <w:r>
         <w:t xml:space="preserve">Kotler, P. y Keller, K. (2013). Dirección de </w:t>
       </w:r>
@@ -7451,10 +7453,6 @@
       </w:r>
     </w:p>
     <w:p>
-      <w:pPr>
-        <w:spacing w:before="0" w:after="160" w:line="259" w:lineRule="auto"/>
-        <w:ind w:firstLine="0"/>
-      </w:pPr>
       <w:r>
         <w:t xml:space="preserve">Lamb, C. W., Hair, J. F., &amp; McDaniel, C. (2011). </w:t>
       </w:r>
@@ -7478,11 +7476,8 @@
       </w:r>
     </w:p>
     <w:p>
-      <w:pPr>
-        <w:spacing w:before="0" w:after="160" w:line="259" w:lineRule="auto"/>
-        <w:ind w:firstLine="0"/>
-      </w:pPr>
-      <w:r>
+      <w:r>
+        <w:lastRenderedPageBreak/>
         <w:t xml:space="preserve">Olamendi, G (2021). Diccionario de </w:t>
       </w:r>
       <w:r>
@@ -7505,19 +7500,11 @@
       </w:r>
     </w:p>
     <w:p>
-      <w:pPr>
-        <w:spacing w:before="0" w:after="160" w:line="259" w:lineRule="auto"/>
-        <w:ind w:firstLine="0"/>
-      </w:pPr>
       <w:r>
         <w:t>Rincón, E. (2017) Derecho del comercio electrónico y de internet. Legis.</w:t>
       </w:r>
     </w:p>
     <w:p>
-      <w:pPr>
-        <w:spacing w:before="0" w:after="160" w:line="259" w:lineRule="auto"/>
-        <w:ind w:firstLine="0"/>
-      </w:pPr>
       <w:r>
         <w:t xml:space="preserve">Rosenstiehl, J. L. (2016). Tópicos generales de </w:t>
       </w:r>
@@ -7532,10 +7519,6 @@
       </w:r>
     </w:p>
     <w:p>
-      <w:pPr>
-        <w:spacing w:before="0" w:after="160" w:line="259" w:lineRule="auto"/>
-        <w:ind w:firstLine="0"/>
-      </w:pPr>
       <w:r>
         <w:t xml:space="preserve">Sainz, J. M. (2015). El plan de </w:t>
       </w:r>
@@ -7550,12 +7533,7 @@
       </w:r>
     </w:p>
     <w:p>
-      <w:pPr>
-        <w:spacing w:before="0" w:after="160" w:line="259" w:lineRule="auto"/>
-        <w:ind w:firstLine="0"/>
-      </w:pPr>
-      <w:r>
-        <w:lastRenderedPageBreak/>
+      <w:r>
         <w:t xml:space="preserve">Silva, R. (2009). Beneficios del comercio electrónico. Perspectivas, 24, p.151-164. </w:t>
       </w:r>
       <w:hyperlink r:id="rId20" w:history="1">
@@ -7571,10 +7549,6 @@
       </w:r>
     </w:p>
     <w:p>
-      <w:pPr>
-        <w:spacing w:before="0" w:after="160" w:line="259" w:lineRule="auto"/>
-        <w:ind w:firstLine="0"/>
-      </w:pPr>
       <w:r>
         <w:t xml:space="preserve">Stanton, W. J., Etzel, M., &amp; Walker, B. (2007). Fundamentos de </w:t>
       </w:r>
@@ -7590,8 +7564,6 @@
     </w:p>
     <w:p>
       <w:pPr>
-        <w:spacing w:before="0" w:after="160" w:line="259" w:lineRule="auto"/>
-        <w:ind w:firstLine="0"/>
         <w:rPr>
           <w:rFonts w:cstheme="minorHAnsi"/>
           <w:szCs w:val="36"/>
@@ -7623,7 +7595,7 @@
       <w:pPr>
         <w:pStyle w:val="Titulosgenerales"/>
       </w:pPr>
-      <w:bookmarkStart w:id="16" w:name="_Toc226536258"/>
+      <w:bookmarkStart w:id="16" w:name="_Toc227831827"/>
       <w:r>
         <w:lastRenderedPageBreak/>
         <w:t>Créditos</w:t>
@@ -7782,9 +7754,10 @@
             </w:pPr>
             <w:r>
               <w:rPr>
-                <w:rFonts w:eastAsiaTheme="minorEastAsia"/>
-              </w:rPr>
-              <w:t>Dirección General</w:t>
+                <w:rFonts w:cs="Calibri"/>
+                <w:szCs w:val="24"/>
+              </w:rPr>
+              <w:t>Centro Agroturístico - Regional Santander</w:t>
             </w:r>
           </w:p>
         </w:tc>
@@ -10594,6 +10567,119 @@
     </w:lvl>
   </w:abstractNum>
   <w:abstractNum w:abstractNumId="14" w15:restartNumberingAfterBreak="0">
+    <w:nsid w:val="3F350256"/>
+    <w:multiLevelType w:val="hybridMultilevel"/>
+    <w:tmpl w:val="B4EEAD5C"/>
+    <w:lvl w:ilvl="0" w:tplc="240A0001">
+      <w:start w:val="1"/>
+      <w:numFmt w:val="bullet"/>
+      <w:lvlText w:val=""/>
+      <w:lvlJc w:val="left"/>
+      <w:pPr>
+        <w:ind w:left="1429" w:hanging="360"/>
+      </w:pPr>
+      <w:rPr>
+        <w:rFonts w:ascii="Symbol" w:hAnsi="Symbol" w:hint="default"/>
+      </w:rPr>
+    </w:lvl>
+    <w:lvl w:ilvl="1" w:tplc="240A0003" w:tentative="1">
+      <w:start w:val="1"/>
+      <w:numFmt w:val="bullet"/>
+      <w:lvlText w:val="o"/>
+      <w:lvlJc w:val="left"/>
+      <w:pPr>
+        <w:ind w:left="2149" w:hanging="360"/>
+      </w:pPr>
+      <w:rPr>
+        <w:rFonts w:ascii="Courier New" w:hAnsi="Courier New" w:cs="Courier New" w:hint="default"/>
+      </w:rPr>
+    </w:lvl>
+    <w:lvl w:ilvl="2" w:tplc="240A0005" w:tentative="1">
+      <w:start w:val="1"/>
+      <w:numFmt w:val="bullet"/>
+      <w:lvlText w:val=""/>
+      <w:lvlJc w:val="left"/>
+      <w:pPr>
+        <w:ind w:left="2869" w:hanging="360"/>
+      </w:pPr>
+      <w:rPr>
+        <w:rFonts w:ascii="Wingdings" w:hAnsi="Wingdings" w:hint="default"/>
+      </w:rPr>
+    </w:lvl>
+    <w:lvl w:ilvl="3" w:tplc="240A0001" w:tentative="1">
+      <w:start w:val="1"/>
+      <w:numFmt w:val="bullet"/>
+      <w:lvlText w:val=""/>
+      <w:lvlJc w:val="left"/>
+      <w:pPr>
+        <w:ind w:left="3589" w:hanging="360"/>
+      </w:pPr>
+      <w:rPr>
+        <w:rFonts w:ascii="Symbol" w:hAnsi="Symbol" w:hint="default"/>
+      </w:rPr>
+    </w:lvl>
+    <w:lvl w:ilvl="4" w:tplc="240A0003" w:tentative="1">
+      <w:start w:val="1"/>
+      <w:numFmt w:val="bullet"/>
+      <w:lvlText w:val="o"/>
+      <w:lvlJc w:val="left"/>
+      <w:pPr>
+        <w:ind w:left="4309" w:hanging="360"/>
+      </w:pPr>
+      <w:rPr>
+        <w:rFonts w:ascii="Courier New" w:hAnsi="Courier New" w:cs="Courier New" w:hint="default"/>
+      </w:rPr>
+    </w:lvl>
+    <w:lvl w:ilvl="5" w:tplc="240A0005" w:tentative="1">
+      <w:start w:val="1"/>
+      <w:numFmt w:val="bullet"/>
+      <w:lvlText w:val=""/>
+      <w:lvlJc w:val="left"/>
+      <w:pPr>
+        <w:ind w:left="5029" w:hanging="360"/>
+      </w:pPr>
+      <w:rPr>
+        <w:rFonts w:ascii="Wingdings" w:hAnsi="Wingdings" w:hint="default"/>
+      </w:rPr>
+    </w:lvl>
+    <w:lvl w:ilvl="6" w:tplc="240A0001" w:tentative="1">
+      <w:start w:val="1"/>
+      <w:numFmt w:val="bullet"/>
+      <w:lvlText w:val=""/>
+      <w:lvlJc w:val="left"/>
+      <w:pPr>
+        <w:ind w:left="5749" w:hanging="360"/>
+      </w:pPr>
+      <w:rPr>
+        <w:rFonts w:ascii="Symbol" w:hAnsi="Symbol" w:hint="default"/>
+      </w:rPr>
+    </w:lvl>
+    <w:lvl w:ilvl="7" w:tplc="240A0003" w:tentative="1">
+      <w:start w:val="1"/>
+      <w:numFmt w:val="bullet"/>
+      <w:lvlText w:val="o"/>
+      <w:lvlJc w:val="left"/>
+      <w:pPr>
+        <w:ind w:left="6469" w:hanging="360"/>
+      </w:pPr>
+      <w:rPr>
+        <w:rFonts w:ascii="Courier New" w:hAnsi="Courier New" w:cs="Courier New" w:hint="default"/>
+      </w:rPr>
+    </w:lvl>
+    <w:lvl w:ilvl="8" w:tplc="240A0005" w:tentative="1">
+      <w:start w:val="1"/>
+      <w:numFmt w:val="bullet"/>
+      <w:lvlText w:val=""/>
+      <w:lvlJc w:val="left"/>
+      <w:pPr>
+        <w:ind w:left="7189" w:hanging="360"/>
+      </w:pPr>
+      <w:rPr>
+        <w:rFonts w:ascii="Wingdings" w:hAnsi="Wingdings" w:hint="default"/>
+      </w:rPr>
+    </w:lvl>
+  </w:abstractNum>
+  <w:abstractNum w:abstractNumId="15" w15:restartNumberingAfterBreak="0">
     <w:nsid w:val="41AC19A4"/>
     <w:multiLevelType w:val="hybridMultilevel"/>
     <w:tmpl w:val="B26A2772"/>
@@ -10679,7 +10765,7 @@
       </w:pPr>
     </w:lvl>
   </w:abstractNum>
-  <w:abstractNum w:abstractNumId="15" w15:restartNumberingAfterBreak="0">
+  <w:abstractNum w:abstractNumId="16" w15:restartNumberingAfterBreak="0">
     <w:nsid w:val="451F6FB9"/>
     <w:multiLevelType w:val="hybridMultilevel"/>
     <w:tmpl w:val="DA36D3DA"/>
@@ -10792,7 +10878,7 @@
       </w:rPr>
     </w:lvl>
   </w:abstractNum>
-  <w:abstractNum w:abstractNumId="16" w15:restartNumberingAfterBreak="0">
+  <w:abstractNum w:abstractNumId="17" w15:restartNumberingAfterBreak="0">
     <w:nsid w:val="46142B4E"/>
     <w:multiLevelType w:val="hybridMultilevel"/>
     <w:tmpl w:val="C0BEC2AE"/>
@@ -10905,7 +10991,7 @@
       </w:rPr>
     </w:lvl>
   </w:abstractNum>
-  <w:abstractNum w:abstractNumId="17" w15:restartNumberingAfterBreak="0">
+  <w:abstractNum w:abstractNumId="18" w15:restartNumberingAfterBreak="0">
     <w:nsid w:val="46D63BAD"/>
     <w:multiLevelType w:val="hybridMultilevel"/>
     <w:tmpl w:val="4BBA93AC"/>
@@ -11018,7 +11104,7 @@
       </w:rPr>
     </w:lvl>
   </w:abstractNum>
-  <w:abstractNum w:abstractNumId="18" w15:restartNumberingAfterBreak="0">
+  <w:abstractNum w:abstractNumId="19" w15:restartNumberingAfterBreak="0">
     <w:nsid w:val="4D1A1241"/>
     <w:multiLevelType w:val="hybridMultilevel"/>
     <w:tmpl w:val="7CFE90AE"/>
@@ -11131,7 +11217,7 @@
       </w:rPr>
     </w:lvl>
   </w:abstractNum>
-  <w:abstractNum w:abstractNumId="19" w15:restartNumberingAfterBreak="0">
+  <w:abstractNum w:abstractNumId="20" w15:restartNumberingAfterBreak="0">
     <w:nsid w:val="4EBE1EF6"/>
     <w:multiLevelType w:val="hybridMultilevel"/>
     <w:tmpl w:val="F6A60586"/>
@@ -11224,7 +11310,7 @@
       </w:pPr>
     </w:lvl>
   </w:abstractNum>
-  <w:abstractNum w:abstractNumId="20" w15:restartNumberingAfterBreak="0">
+  <w:abstractNum w:abstractNumId="21" w15:restartNumberingAfterBreak="0">
     <w:nsid w:val="59BF5078"/>
     <w:multiLevelType w:val="multilevel"/>
     <w:tmpl w:val="C7D2423E"/>
@@ -11349,7 +11435,120 @@
       </w:rPr>
     </w:lvl>
   </w:abstractNum>
-  <w:abstractNum w:abstractNumId="21" w15:restartNumberingAfterBreak="0">
+  <w:abstractNum w:abstractNumId="22" w15:restartNumberingAfterBreak="0">
+    <w:nsid w:val="607A65EC"/>
+    <w:multiLevelType w:val="hybridMultilevel"/>
+    <w:tmpl w:val="9FB8042E"/>
+    <w:lvl w:ilvl="0" w:tplc="240A0015">
+      <w:start w:val="1"/>
+      <w:numFmt w:val="upperLetter"/>
+      <w:lvlText w:val="%1."/>
+      <w:lvlJc w:val="left"/>
+      <w:pPr>
+        <w:ind w:left="1429" w:hanging="360"/>
+      </w:pPr>
+      <w:rPr>
+        <w:rFonts w:hint="default"/>
+      </w:rPr>
+    </w:lvl>
+    <w:lvl w:ilvl="1" w:tplc="FFFFFFFF" w:tentative="1">
+      <w:start w:val="1"/>
+      <w:numFmt w:val="bullet"/>
+      <w:lvlText w:val="o"/>
+      <w:lvlJc w:val="left"/>
+      <w:pPr>
+        <w:ind w:left="2149" w:hanging="360"/>
+      </w:pPr>
+      <w:rPr>
+        <w:rFonts w:ascii="Courier New" w:hAnsi="Courier New" w:cs="Courier New" w:hint="default"/>
+      </w:rPr>
+    </w:lvl>
+    <w:lvl w:ilvl="2" w:tplc="FFFFFFFF" w:tentative="1">
+      <w:start w:val="1"/>
+      <w:numFmt w:val="bullet"/>
+      <w:lvlText w:val=""/>
+      <w:lvlJc w:val="left"/>
+      <w:pPr>
+        <w:ind w:left="2869" w:hanging="360"/>
+      </w:pPr>
+      <w:rPr>
+        <w:rFonts w:ascii="Wingdings" w:hAnsi="Wingdings" w:hint="default"/>
+      </w:rPr>
+    </w:lvl>
+    <w:lvl w:ilvl="3" w:tplc="FFFFFFFF" w:tentative="1">
+      <w:start w:val="1"/>
+      <w:numFmt w:val="bullet"/>
+      <w:lvlText w:val=""/>
+      <w:lvlJc w:val="left"/>
+      <w:pPr>
+        <w:ind w:left="3589" w:hanging="360"/>
+      </w:pPr>
+      <w:rPr>
+        <w:rFonts w:ascii="Symbol" w:hAnsi="Symbol" w:hint="default"/>
+      </w:rPr>
+    </w:lvl>
+    <w:lvl w:ilvl="4" w:tplc="FFFFFFFF" w:tentative="1">
+      <w:start w:val="1"/>
+      <w:numFmt w:val="bullet"/>
+      <w:lvlText w:val="o"/>
+      <w:lvlJc w:val="left"/>
+      <w:pPr>
+        <w:ind w:left="4309" w:hanging="360"/>
+      </w:pPr>
+      <w:rPr>
+        <w:rFonts w:ascii="Courier New" w:hAnsi="Courier New" w:cs="Courier New" w:hint="default"/>
+      </w:rPr>
+    </w:lvl>
+    <w:lvl w:ilvl="5" w:tplc="FFFFFFFF" w:tentative="1">
+      <w:start w:val="1"/>
+      <w:numFmt w:val="bullet"/>
+      <w:lvlText w:val=""/>
+      <w:lvlJc w:val="left"/>
+      <w:pPr>
+        <w:ind w:left="5029" w:hanging="360"/>
+      </w:pPr>
+      <w:rPr>
+        <w:rFonts w:ascii="Wingdings" w:hAnsi="Wingdings" w:hint="default"/>
+      </w:rPr>
+    </w:lvl>
+    <w:lvl w:ilvl="6" w:tplc="FFFFFFFF" w:tentative="1">
+      <w:start w:val="1"/>
+      <w:numFmt w:val="bullet"/>
+      <w:lvlText w:val=""/>
+      <w:lvlJc w:val="left"/>
+      <w:pPr>
+        <w:ind w:left="5749" w:hanging="360"/>
+      </w:pPr>
+      <w:rPr>
+        <w:rFonts w:ascii="Symbol" w:hAnsi="Symbol" w:hint="default"/>
+      </w:rPr>
+    </w:lvl>
+    <w:lvl w:ilvl="7" w:tplc="FFFFFFFF" w:tentative="1">
+      <w:start w:val="1"/>
+      <w:numFmt w:val="bullet"/>
+      <w:lvlText w:val="o"/>
+      <w:lvlJc w:val="left"/>
+      <w:pPr>
+        <w:ind w:left="6469" w:hanging="360"/>
+      </w:pPr>
+      <w:rPr>
+        <w:rFonts w:ascii="Courier New" w:hAnsi="Courier New" w:cs="Courier New" w:hint="default"/>
+      </w:rPr>
+    </w:lvl>
+    <w:lvl w:ilvl="8" w:tplc="FFFFFFFF" w:tentative="1">
+      <w:start w:val="1"/>
+      <w:numFmt w:val="bullet"/>
+      <w:lvlText w:val=""/>
+      <w:lvlJc w:val="left"/>
+      <w:pPr>
+        <w:ind w:left="7189" w:hanging="360"/>
+      </w:pPr>
+      <w:rPr>
+        <w:rFonts w:ascii="Wingdings" w:hAnsi="Wingdings" w:hint="default"/>
+      </w:rPr>
+    </w:lvl>
+  </w:abstractNum>
+  <w:abstractNum w:abstractNumId="23" w15:restartNumberingAfterBreak="0">
     <w:nsid w:val="638A77B3"/>
     <w:multiLevelType w:val="hybridMultilevel"/>
     <w:tmpl w:val="C1C05C84"/>
@@ -11462,7 +11661,7 @@
       </w:rPr>
     </w:lvl>
   </w:abstractNum>
-  <w:abstractNum w:abstractNumId="22" w15:restartNumberingAfterBreak="0">
+  <w:abstractNum w:abstractNumId="24" w15:restartNumberingAfterBreak="0">
     <w:nsid w:val="6BE62DB1"/>
     <w:multiLevelType w:val="hybridMultilevel"/>
     <w:tmpl w:val="5C1E46B8"/>
@@ -11575,7 +11774,7 @@
       </w:rPr>
     </w:lvl>
   </w:abstractNum>
-  <w:abstractNum w:abstractNumId="23" w15:restartNumberingAfterBreak="0">
+  <w:abstractNum w:abstractNumId="25" w15:restartNumberingAfterBreak="0">
     <w:nsid w:val="6FD478C2"/>
     <w:multiLevelType w:val="hybridMultilevel"/>
     <w:tmpl w:val="13CA836E"/>
@@ -11688,7 +11887,7 @@
       </w:rPr>
     </w:lvl>
   </w:abstractNum>
-  <w:abstractNum w:abstractNumId="24" w15:restartNumberingAfterBreak="0">
+  <w:abstractNum w:abstractNumId="26" w15:restartNumberingAfterBreak="0">
     <w:nsid w:val="7D946951"/>
     <w:multiLevelType w:val="hybridMultilevel"/>
     <w:tmpl w:val="061E1C98"/>
@@ -11801,7 +12000,7 @@
       </w:rPr>
     </w:lvl>
   </w:abstractNum>
-  <w:abstractNum w:abstractNumId="25" w15:restartNumberingAfterBreak="0">
+  <w:abstractNum w:abstractNumId="27" w15:restartNumberingAfterBreak="0">
     <w:nsid w:val="7EB06DA4"/>
     <w:multiLevelType w:val="hybridMultilevel"/>
     <w:tmpl w:val="5D06204C"/>
@@ -11921,22 +12120,22 @@
     <w:abstractNumId w:val="8"/>
   </w:num>
   <w:num w:numId="3" w16cid:durableId="1445537103">
-    <w:abstractNumId w:val="19"/>
+    <w:abstractNumId w:val="20"/>
   </w:num>
   <w:num w:numId="4" w16cid:durableId="1208299004">
     <w:abstractNumId w:val="11"/>
   </w:num>
   <w:num w:numId="5" w16cid:durableId="582682238">
-    <w:abstractNumId w:val="20"/>
+    <w:abstractNumId w:val="21"/>
   </w:num>
   <w:num w:numId="6" w16cid:durableId="178937833">
-    <w:abstractNumId w:val="22"/>
+    <w:abstractNumId w:val="24"/>
   </w:num>
   <w:num w:numId="7" w16cid:durableId="569929679">
-    <w:abstractNumId w:val="16"/>
+    <w:abstractNumId w:val="17"/>
   </w:num>
   <w:num w:numId="8" w16cid:durableId="1888446657">
-    <w:abstractNumId w:val="25"/>
+    <w:abstractNumId w:val="27"/>
   </w:num>
   <w:num w:numId="9" w16cid:durableId="1979534211">
     <w:abstractNumId w:val="4"/>
@@ -11948,16 +12147,16 @@
     <w:abstractNumId w:val="7"/>
   </w:num>
   <w:num w:numId="12" w16cid:durableId="1375806532">
-    <w:abstractNumId w:val="24"/>
+    <w:abstractNumId w:val="26"/>
   </w:num>
   <w:num w:numId="13" w16cid:durableId="1314987307">
-    <w:abstractNumId w:val="14"/>
+    <w:abstractNumId w:val="15"/>
   </w:num>
   <w:num w:numId="14" w16cid:durableId="1920170734">
-    <w:abstractNumId w:val="15"/>
+    <w:abstractNumId w:val="16"/>
   </w:num>
   <w:num w:numId="15" w16cid:durableId="2077966567">
-    <w:abstractNumId w:val="21"/>
+    <w:abstractNumId w:val="23"/>
   </w:num>
   <w:num w:numId="16" w16cid:durableId="1881091409">
     <w:abstractNumId w:val="3"/>
@@ -11969,10 +12168,10 @@
     <w:abstractNumId w:val="5"/>
   </w:num>
   <w:num w:numId="19" w16cid:durableId="1186292131">
-    <w:abstractNumId w:val="23"/>
+    <w:abstractNumId w:val="25"/>
   </w:num>
   <w:num w:numId="20" w16cid:durableId="1056509453">
-    <w:abstractNumId w:val="17"/>
+    <w:abstractNumId w:val="18"/>
   </w:num>
   <w:num w:numId="21" w16cid:durableId="1248031472">
     <w:abstractNumId w:val="10"/>
@@ -11984,13 +12183,19 @@
     <w:abstractNumId w:val="2"/>
   </w:num>
   <w:num w:numId="24" w16cid:durableId="1785536769">
-    <w:abstractNumId w:val="18"/>
+    <w:abstractNumId w:val="19"/>
   </w:num>
   <w:num w:numId="25" w16cid:durableId="1893272660">
     <w:abstractNumId w:val="9"/>
   </w:num>
   <w:num w:numId="26" w16cid:durableId="270671991">
     <w:abstractNumId w:val="13"/>
+  </w:num>
+  <w:num w:numId="27" w16cid:durableId="1772159477">
+    <w:abstractNumId w:val="14"/>
+  </w:num>
+  <w:num w:numId="28" w16cid:durableId="1509635123">
+    <w:abstractNumId w:val="22"/>
   </w:num>
   <w:numIdMacAtCleanup w:val="16"/>
 </w:numbering>
@@ -13733,7 +13938,14 @@
 </file>
 
 <file path=customXml/item1.xml><?xml version="1.0" encoding="utf-8"?>
-<b:Sources xmlns:b="http://schemas.openxmlformats.org/officeDocument/2006/bibliography" xmlns="http://schemas.openxmlformats.org/officeDocument/2006/bibliography" SelectedStyle="\APASixthEditionOfficeOnline.xsl" StyleName="APA" Version="6"/>
+<p:properties xmlns:p="http://schemas.microsoft.com/office/2006/metadata/properties" xmlns:xsi="http://www.w3.org/2001/XMLSchema-instance" xmlns:pc="http://schemas.microsoft.com/office/infopath/2007/PartnerControls">
+  <documentManagement>
+    <TaxCatchAll xmlns="13c90a0b-73bc-4dc0-be5f-28d77b615beb" xsi:nil="true"/>
+    <lcf76f155ced4ddcb4097134ff3c332f xmlns="13c93bba-48ce-428c-bfe5-88b42c19b028">
+      <Terms xmlns="http://schemas.microsoft.com/office/infopath/2007/PartnerControls"/>
+    </lcf76f155ced4ddcb4097134ff3c332f>
+  </documentManagement>
+</p:properties>
 </file>
 
 <file path=customXml/item2.xml><?xml version="1.0" encoding="utf-8"?>
@@ -13972,14 +14184,7 @@
 </file>
 
 <file path=customXml/item3.xml><?xml version="1.0" encoding="utf-8"?>
-<p:properties xmlns:p="http://schemas.microsoft.com/office/2006/metadata/properties" xmlns:xsi="http://www.w3.org/2001/XMLSchema-instance" xmlns:pc="http://schemas.microsoft.com/office/infopath/2007/PartnerControls">
-  <documentManagement>
-    <TaxCatchAll xmlns="13c90a0b-73bc-4dc0-be5f-28d77b615beb" xsi:nil="true"/>
-    <lcf76f155ced4ddcb4097134ff3c332f xmlns="13c93bba-48ce-428c-bfe5-88b42c19b028">
-      <Terms xmlns="http://schemas.microsoft.com/office/infopath/2007/PartnerControls"/>
-    </lcf76f155ced4ddcb4097134ff3c332f>
-  </documentManagement>
-</p:properties>
+<b:Sources xmlns:b="http://schemas.openxmlformats.org/officeDocument/2006/bibliography" xmlns="http://schemas.openxmlformats.org/officeDocument/2006/bibliography" SelectedStyle="\APASixthEditionOfficeOnline.xsl" StyleName="APA" Version="6"/>
 </file>
 
 <file path=customXml/item4.xml><?xml version="1.0" encoding="utf-8"?>
@@ -13992,24 +14197,24 @@
 </file>
 
 <file path=customXml/itemProps1.xml><?xml version="1.0" encoding="utf-8"?>
-<ds:datastoreItem xmlns:ds="http://schemas.openxmlformats.org/officeDocument/2006/customXml" ds:itemID="{E8AB44A3-7C62-4BD2-82ED-8ABC209970FA}">
-  <ds:schemaRefs>
-    <ds:schemaRef ds:uri="http://schemas.openxmlformats.org/officeDocument/2006/bibliography"/>
-  </ds:schemaRefs>
-</ds:datastoreItem>
-</file>
-
-<file path=customXml/itemProps2.xml><?xml version="1.0" encoding="utf-8"?>
-<ds:datastoreItem xmlns:ds="http://schemas.openxmlformats.org/officeDocument/2006/customXml" ds:itemID="{5356100F-7F33-4A2C-89BF-3D8AA6A61C36}"/>
-</file>
-
-<file path=customXml/itemProps3.xml><?xml version="1.0" encoding="utf-8"?>
 <ds:datastoreItem xmlns:ds="http://schemas.openxmlformats.org/officeDocument/2006/customXml" ds:itemID="{1145D752-ACC1-45E1-AB53-0C756F67FC7F}">
   <ds:schemaRefs>
     <ds:schemaRef ds:uri="http://schemas.microsoft.com/office/2006/metadata/properties"/>
     <ds:schemaRef ds:uri="http://schemas.microsoft.com/office/infopath/2007/PartnerControls"/>
     <ds:schemaRef ds:uri="adccf511-daff-4bcb-9072-914cedbf4c7e"/>
     <ds:schemaRef ds:uri="a70d3c18-0869-45a1-9f75-4b4b8f0f32be"/>
+  </ds:schemaRefs>
+</ds:datastoreItem>
+</file>
+
+<file path=customXml/itemProps2.xml><?xml version="1.0" encoding="utf-8"?>
+<ds:datastoreItem xmlns:ds="http://schemas.openxmlformats.org/officeDocument/2006/customXml" ds:itemID="{F84879FD-E54A-41D9-B7C9-73179D522C9B}"/>
+</file>
+
+<file path=customXml/itemProps3.xml><?xml version="1.0" encoding="utf-8"?>
+<ds:datastoreItem xmlns:ds="http://schemas.openxmlformats.org/officeDocument/2006/customXml" ds:itemID="{E8AB44A3-7C62-4BD2-82ED-8ABC209970FA}">
+  <ds:schemaRefs>
+    <ds:schemaRef ds:uri="http://schemas.openxmlformats.org/officeDocument/2006/bibliography"/>
   </ds:schemaRefs>
 </ds:datastoreItem>
 </file>
